--- a/docs/BIOCHEM 1095 NOTES.docx
+++ b/docs/BIOCHEM 1095 NOTES.docx
@@ -1,128 +1,419 @@
 
 <file path=word/document.xml><?xml version="1.0" encoding="utf-8"?>
-<w:document xmlns:mc="http://schemas.openxmlformats.org/markup-compatibility/2006" xmlns:o="urn:schemas-microsoft-com:office:office" xmlns:r="http://schemas.openxmlformats.org/officeDocument/2006/relationships" xmlns:m="http://schemas.openxmlformats.org/officeDocument/2006/math" xmlns:v="urn:schemas-microsoft-com:vml" xmlns:wp="http://schemas.openxmlformats.org/drawingml/2006/wordprocessingDrawing" xmlns:w10="urn:schemas-microsoft-com:office:word" xmlns:w="http://schemas.openxmlformats.org/wordprocessingml/2006/main" xmlns:wne="http://schemas.microsoft.com/office/word/2006/wordml" xmlns:sl="http://schemas.openxmlformats.org/schemaLibrary/2006/main" xmlns:a="http://schemas.openxmlformats.org/drawingml/2006/main" xmlns:pic="http://schemas.openxmlformats.org/drawingml/2006/picture" xmlns:c="http://schemas.openxmlformats.org/drawingml/2006/chart" xmlns:lc="http://schemas.openxmlformats.org/drawingml/2006/lockedCanvas" xmlns:dgm="http://schemas.openxmlformats.org/drawingml/2006/diagram" xmlns:wps="http://schemas.microsoft.com/office/word/2010/wordprocessingShape" xmlns:wpg="http://schemas.microsoft.com/office/word/2010/wordprocessingGroup" xmlns:w14="http://schemas.microsoft.com/office/word/2010/wordml" xmlns:w15="http://schemas.microsoft.com/office/word/2012/wordml" xmlns:w16="http://schemas.microsoft.com/office/word/2018/wordml" xmlns:w16cex="http://schemas.microsoft.com/office/word/2018/wordml/cex" xmlns:w16cid="http://schemas.microsoft.com/office/word/2016/wordml/cid" xmlns="http://schemas.microsoft.com/office/tasks/2019/documenttasks" xmlns:cr="http://schemas.microsoft.com/office/comments/2020/reactions">
+<w:document xmlns:wpc="http://schemas.microsoft.com/office/word/2010/wordprocessingCanvas" xmlns:cx="http://schemas.microsoft.com/office/drawing/2014/chartex" xmlns:cx1="http://schemas.microsoft.com/office/drawing/2015/9/8/chartex" xmlns:cx2="http://schemas.microsoft.com/office/drawing/2015/10/21/chartex" xmlns:cx3="http://schemas.microsoft.com/office/drawing/2016/5/9/chartex" xmlns:cx4="http://schemas.microsoft.com/office/drawing/2016/5/10/chartex" xmlns:cx5="http://schemas.microsoft.com/office/drawing/2016/5/11/chartex" xmlns:cx6="http://schemas.microsoft.com/office/drawing/2016/5/12/chartex" xmlns:cx7="http://schemas.microsoft.com/office/drawing/2016/5/13/chartex" xmlns:cx8="http://schemas.microsoft.com/office/drawing/2016/5/14/chartex" xmlns:mc="http://schemas.openxmlformats.org/markup-compatibility/2006" xmlns:aink="http://schemas.microsoft.com/office/drawing/2016/ink" xmlns:am3d="http://schemas.microsoft.com/office/drawing/2017/model3d" xmlns:o="urn:schemas-microsoft-com:office:office" xmlns:oel="http://schemas.microsoft.com/office/2019/extlst" xmlns:r="http://schemas.openxmlformats.org/officeDocument/2006/relationships" xmlns:m="http://schemas.openxmlformats.org/officeDocument/2006/math" xmlns:v="urn:schemas-microsoft-com:vml" xmlns:wp14="http://schemas.microsoft.com/office/word/2010/wordprocessingDrawing" xmlns:wp="http://schemas.openxmlformats.org/drawingml/2006/wordprocessingDrawing" xmlns:w10="urn:schemas-microsoft-com:office:word" xmlns:w="http://schemas.openxmlformats.org/wordprocessingml/2006/main" xmlns:w14="http://schemas.microsoft.com/office/word/2010/wordml" xmlns:w15="http://schemas.microsoft.com/office/word/2012/wordml" xmlns:w16cex="http://schemas.microsoft.com/office/word/2018/wordml/cex" xmlns:w16cid="http://schemas.microsoft.com/office/word/2016/wordml/cid" xmlns:w16="http://schemas.microsoft.com/office/word/2018/wordml" xmlns:w16du="http://schemas.microsoft.com/office/word/2023/wordml/word16du" xmlns:w16sdtdh="http://schemas.microsoft.com/office/word/2020/wordml/sdtdatahash" xmlns:w16sdtfl="http://schemas.microsoft.com/office/word/2024/wordml/sdtformatlock" xmlns:w16se="http://schemas.microsoft.com/office/word/2015/wordml/symex" xmlns:wpg="http://schemas.microsoft.com/office/word/2010/wordprocessingGroup" xmlns:wpi="http://schemas.microsoft.com/office/word/2010/wordprocessingInk" xmlns:wne="http://schemas.microsoft.com/office/word/2006/wordml" xmlns:wps="http://schemas.microsoft.com/office/word/2010/wordprocessingShape" mc:Ignorable="w14 w15 w16se w16cid w16 w16cex w16sdtdh w16sdtfl w16du wp14">
   <w:body>
     <w:p>
       <w:pPr>
         <w:pStyle w:val="Heading2"/>
-        <w:pBdr>
-          <w:top w:space="0" w:sz="0" w:val="nil"/>
-          <w:left w:space="0" w:sz="0" w:val="nil"/>
-          <w:bottom w:space="0" w:sz="0" w:val="nil"/>
-          <w:right w:space="0" w:sz="0" w:val="nil"/>
-          <w:between w:space="0" w:sz="0" w:val="nil"/>
-        </w:pBdr>
-        <w:shd w:fill="auto" w:val="clear"/>
-        <w:spacing w:after="240" w:lineRule="auto"/>
-        <w:rPr>
-          <w:b w:val="1"/>
-          <w:bCs w:val="1"/>
-          <w:i w:val="0"/>
-          <w:iCs w:val="0"/>
+        <w:spacing w:after="240"/>
+        <w:rPr>
           <w:sz w:val="30"/>
           <w:szCs w:val="30"/>
         </w:rPr>
       </w:pPr>
       <w:r>
         <w:rPr>
-          <w:b w:val="1"/>
-          <w:bCs w:val="1"/>
-          <w:i w:val="0"/>
-          <w:iCs w:val="0"/>
           <w:sz w:val="30"/>
           <w:szCs w:val="30"/>
-          <w:rtl w:val="0"/>
-        </w:rPr>
-        <w:t xml:space="preserve">BIOCHEM 1095 Lecture Notes</w:t>
+        </w:rPr>
+        <w:t>BIOCHEM 1095 Lecture Notes</w:t>
       </w:r>
     </w:p>
     <w:p>
       <w:pPr>
         <w:pBdr>
-          <w:top w:space="0" w:sz="0" w:val="nil"/>
-          <w:left w:space="0" w:sz="0" w:val="nil"/>
-          <w:bottom w:space="0" w:sz="0" w:val="nil"/>
-          <w:right w:space="0" w:sz="0" w:val="nil"/>
-          <w:between w:space="0" w:sz="0" w:val="nil"/>
+          <w:top w:val="nil"/>
+          <w:left w:val="nil"/>
+          <w:bottom w:val="nil"/>
+          <w:right w:val="nil"/>
+          <w:between w:val="nil"/>
         </w:pBdr>
-        <w:shd w:fill="auto" w:val="clear"/>
-        <w:rPr/>
-      </w:pPr>
-      <w:r>
-        <w:rPr>
-          <w:b w:val="1"/>
-          <w:bCs w:val="1"/>
-          <w:rtl w:val="0"/>
-        </w:rPr>
-        <w:t xml:space="preserve">Topic:</w:t>
-      </w:r>
-      <w:r>
-        <w:rPr>
-          <w:rtl w:val="0"/>
-        </w:rPr>
+      </w:pPr>
+      <w:r>
+        <w:rPr>
+          <w:b/>
+          <w:bCs/>
+        </w:rPr>
+        <w:t>Topic:</w:t>
+      </w:r>
+      <w:r>
         <w:t xml:space="preserve"> Theoretical Systems Engineering for Marine Arthropod Tissue Encapsulation Interfaces</w:t>
       </w:r>
     </w:p>
     <w:p>
       <w:pPr>
         <w:pBdr>
-          <w:top w:space="0" w:sz="0" w:val="nil"/>
-          <w:left w:space="0" w:sz="0" w:val="nil"/>
-          <w:bottom w:space="0" w:sz="0" w:val="nil"/>
-          <w:right w:space="0" w:sz="0" w:val="nil"/>
-          <w:between w:space="0" w:sz="0" w:val="nil"/>
+          <w:top w:val="nil"/>
+          <w:left w:val="nil"/>
+          <w:bottom w:val="nil"/>
+          <w:right w:val="nil"/>
+          <w:between w:val="nil"/>
         </w:pBdr>
-        <w:shd w:fill="auto" w:val="clear"/>
-        <w:spacing w:after="240" w:lineRule="auto"/>
-        <w:rPr/>
-      </w:pPr>
-      <w:r>
-        <w:rPr>
-          <w:b w:val="1"/>
-          <w:bCs w:val="1"/>
-          <w:rtl w:val="0"/>
-        </w:rPr>
-        <w:t xml:space="preserve">Platform Reference:</w:t>
-      </w:r>
-      <w:r>
-        <w:rPr>
-          <w:rtl w:val="0"/>
-        </w:rPr>
-        <w:t xml:space="preserve"> VirusTC Open Science Index</w:t>
-      </w:r>
+        <w:spacing w:after="240"/>
+      </w:pPr>
+      <w:r>
+        <w:rPr>
+          <w:b/>
+          <w:bCs/>
+        </w:rPr>
+        <w:t>Platform Reference:</w:t>
+      </w:r>
+      <w:r>
+        <w:t xml:space="preserve"> </w:t>
+      </w:r>
+      <w:proofErr w:type="spellStart"/>
+      <w:r>
+        <w:t>VirusTC</w:t>
+      </w:r>
+      <w:proofErr w:type="spellEnd"/>
+      <w:r>
+        <w:t xml:space="preserve"> Open Science Index</w:t>
+      </w:r>
+    </w:p>
+    <w:p>
+      <w:pPr>
+        <w:rPr>
+          <w:sz w:val="24"/>
+          <w:szCs w:val="24"/>
+        </w:rPr>
+      </w:pPr>
+    </w:p>
+    <w:p>
+      <w:pPr>
+        <w:rPr>
+          <w:sz w:val="24"/>
+          <w:szCs w:val="24"/>
+        </w:rPr>
+      </w:pPr>
+    </w:p>
+    <w:p>
+      <w:pPr>
+        <w:rPr>
+          <w:sz w:val="24"/>
+          <w:szCs w:val="24"/>
+        </w:rPr>
+      </w:pPr>
+    </w:p>
+    <w:p>
+      <w:pPr>
+        <w:rPr>
+          <w:sz w:val="24"/>
+          <w:szCs w:val="24"/>
+        </w:rPr>
+      </w:pPr>
+    </w:p>
+    <w:p>
+      <w:pPr>
+        <w:rPr>
+          <w:sz w:val="24"/>
+          <w:szCs w:val="24"/>
+        </w:rPr>
+      </w:pPr>
+    </w:p>
+    <w:p>
+      <w:pPr>
+        <w:rPr>
+          <w:sz w:val="24"/>
+          <w:szCs w:val="24"/>
+        </w:rPr>
+      </w:pPr>
+    </w:p>
+    <w:p>
+      <w:pPr>
+        <w:rPr>
+          <w:sz w:val="24"/>
+          <w:szCs w:val="24"/>
+        </w:rPr>
+      </w:pPr>
+    </w:p>
+    <w:p>
+      <w:pPr>
+        <w:rPr>
+          <w:sz w:val="24"/>
+          <w:szCs w:val="24"/>
+        </w:rPr>
+      </w:pPr>
+    </w:p>
+    <w:p>
+      <w:pPr>
+        <w:rPr>
+          <w:sz w:val="24"/>
+          <w:szCs w:val="24"/>
+        </w:rPr>
+      </w:pPr>
+    </w:p>
+    <w:p>
+      <w:pPr>
+        <w:rPr>
+          <w:sz w:val="24"/>
+          <w:szCs w:val="24"/>
+        </w:rPr>
+      </w:pPr>
+    </w:p>
+    <w:p>
+      <w:pPr>
+        <w:rPr>
+          <w:sz w:val="24"/>
+          <w:szCs w:val="24"/>
+        </w:rPr>
+      </w:pPr>
+    </w:p>
+    <w:p>
+      <w:pPr>
+        <w:rPr>
+          <w:sz w:val="24"/>
+          <w:szCs w:val="24"/>
+        </w:rPr>
+      </w:pPr>
+    </w:p>
+    <w:p>
+      <w:pPr>
+        <w:rPr>
+          <w:sz w:val="24"/>
+          <w:szCs w:val="24"/>
+        </w:rPr>
+      </w:pPr>
+    </w:p>
+    <w:p>
+      <w:pPr>
+        <w:rPr>
+          <w:sz w:val="24"/>
+          <w:szCs w:val="24"/>
+        </w:rPr>
+      </w:pPr>
+    </w:p>
+    <w:p>
+      <w:pPr>
+        <w:rPr>
+          <w:sz w:val="24"/>
+          <w:szCs w:val="24"/>
+        </w:rPr>
+      </w:pPr>
+    </w:p>
+    <w:p>
+      <w:pPr>
+        <w:rPr>
+          <w:sz w:val="24"/>
+          <w:szCs w:val="24"/>
+        </w:rPr>
+      </w:pPr>
+    </w:p>
+    <w:p>
+      <w:pPr>
+        <w:rPr>
+          <w:sz w:val="24"/>
+          <w:szCs w:val="24"/>
+        </w:rPr>
+      </w:pPr>
+    </w:p>
+    <w:p>
+      <w:pPr>
+        <w:rPr>
+          <w:sz w:val="24"/>
+          <w:szCs w:val="24"/>
+        </w:rPr>
+      </w:pPr>
+    </w:p>
+    <w:p>
+      <w:pPr>
+        <w:rPr>
+          <w:sz w:val="24"/>
+          <w:szCs w:val="24"/>
+        </w:rPr>
+      </w:pPr>
+    </w:p>
+    <w:p>
+      <w:pPr>
+        <w:rPr>
+          <w:sz w:val="24"/>
+          <w:szCs w:val="24"/>
+        </w:rPr>
+      </w:pPr>
+    </w:p>
+    <w:p>
+      <w:pPr>
+        <w:rPr>
+          <w:sz w:val="24"/>
+          <w:szCs w:val="24"/>
+        </w:rPr>
+      </w:pPr>
+    </w:p>
+    <w:p>
+      <w:pPr>
+        <w:rPr>
+          <w:sz w:val="24"/>
+          <w:szCs w:val="24"/>
+        </w:rPr>
+      </w:pPr>
+    </w:p>
+    <w:p>
+      <w:pPr>
+        <w:rPr>
+          <w:sz w:val="24"/>
+          <w:szCs w:val="24"/>
+        </w:rPr>
+      </w:pPr>
+    </w:p>
+    <w:p>
+      <w:pPr>
+        <w:rPr>
+          <w:sz w:val="24"/>
+          <w:szCs w:val="24"/>
+        </w:rPr>
+      </w:pPr>
+    </w:p>
+    <w:p>
+      <w:pPr>
+        <w:rPr>
+          <w:sz w:val="24"/>
+          <w:szCs w:val="24"/>
+        </w:rPr>
+      </w:pPr>
+    </w:p>
+    <w:p>
+      <w:pPr>
+        <w:rPr>
+          <w:sz w:val="24"/>
+          <w:szCs w:val="24"/>
+        </w:rPr>
+      </w:pPr>
+    </w:p>
+    <w:p>
+      <w:pPr>
+        <w:rPr>
+          <w:sz w:val="24"/>
+          <w:szCs w:val="24"/>
+        </w:rPr>
+      </w:pPr>
+    </w:p>
+    <w:p>
+      <w:pPr>
+        <w:rPr>
+          <w:sz w:val="24"/>
+          <w:szCs w:val="24"/>
+        </w:rPr>
+      </w:pPr>
+    </w:p>
+    <w:p>
+      <w:pPr>
+        <w:rPr>
+          <w:sz w:val="24"/>
+          <w:szCs w:val="24"/>
+        </w:rPr>
+      </w:pPr>
+    </w:p>
+    <w:p>
+      <w:pPr>
+        <w:rPr>
+          <w:sz w:val="24"/>
+          <w:szCs w:val="24"/>
+        </w:rPr>
+      </w:pPr>
+    </w:p>
+    <w:p>
+      <w:pPr>
+        <w:rPr>
+          <w:sz w:val="24"/>
+          <w:szCs w:val="24"/>
+        </w:rPr>
+      </w:pPr>
+    </w:p>
+    <w:p>
+      <w:pPr>
+        <w:rPr>
+          <w:sz w:val="24"/>
+          <w:szCs w:val="24"/>
+        </w:rPr>
+      </w:pPr>
+    </w:p>
+    <w:p>
+      <w:pPr>
+        <w:rPr>
+          <w:sz w:val="24"/>
+          <w:szCs w:val="24"/>
+        </w:rPr>
+      </w:pPr>
+    </w:p>
+    <w:p>
+      <w:pPr>
+        <w:rPr>
+          <w:sz w:val="24"/>
+          <w:szCs w:val="24"/>
+        </w:rPr>
+      </w:pPr>
+    </w:p>
+    <w:p>
+      <w:pPr>
+        <w:rPr>
+          <w:sz w:val="24"/>
+          <w:szCs w:val="24"/>
+        </w:rPr>
+      </w:pPr>
+    </w:p>
+    <w:p>
+      <w:pPr>
+        <w:rPr>
+          <w:sz w:val="24"/>
+          <w:szCs w:val="24"/>
+        </w:rPr>
+      </w:pPr>
+    </w:p>
+    <w:p>
+      <w:pPr>
+        <w:rPr>
+          <w:sz w:val="24"/>
+          <w:szCs w:val="24"/>
+        </w:rPr>
+      </w:pPr>
+    </w:p>
+    <w:p>
+      <w:pPr>
+        <w:rPr>
+          <w:sz w:val="24"/>
+          <w:szCs w:val="24"/>
+        </w:rPr>
+      </w:pPr>
+    </w:p>
+    <w:p>
+      <w:pPr>
+        <w:rPr>
+          <w:sz w:val="24"/>
+          <w:szCs w:val="24"/>
+        </w:rPr>
+      </w:pPr>
+    </w:p>
+    <w:p>
+      <w:pPr>
+        <w:rPr>
+          <w:sz w:val="24"/>
+          <w:szCs w:val="24"/>
+        </w:rPr>
+      </w:pPr>
+    </w:p>
+    <w:p>
+      <w:pPr>
+        <w:rPr>
+          <w:sz w:val="24"/>
+          <w:szCs w:val="24"/>
+        </w:rPr>
+      </w:pPr>
     </w:p>
     <w:p>
       <w:pPr>
         <w:pStyle w:val="Heading2"/>
-        <w:pBdr>
-          <w:top w:space="0" w:sz="0" w:val="nil"/>
-          <w:left w:space="0" w:sz="0" w:val="nil"/>
-          <w:bottom w:space="0" w:sz="0" w:val="nil"/>
-          <w:right w:space="0" w:sz="0" w:val="nil"/>
-          <w:between w:space="0" w:sz="0" w:val="nil"/>
-        </w:pBdr>
-        <w:shd w:fill="auto" w:val="clear"/>
-        <w:spacing w:before="0" w:lineRule="auto"/>
-        <w:rPr>
-          <w:b w:val="1"/>
-          <w:bCs w:val="1"/>
-          <w:i w:val="0"/>
-          <w:iCs w:val="0"/>
-          <w:sz w:val="24"/>
-          <w:szCs w:val="24"/>
-        </w:rPr>
-      </w:pPr>
-      <w:r>
-        <w:rPr>
-          <w:b w:val="1"/>
-          <w:bCs w:val="1"/>
-          <w:i w:val="0"/>
-          <w:iCs w:val="0"/>
-          <w:sz w:val="24"/>
-          <w:szCs w:val="24"/>
-          <w:rtl w:val="0"/>
-        </w:rPr>
-        <w:t xml:space="preserve">1. Theoretical Mechanism of Extremity Tissue Trauma</w:t>
+        <w:spacing w:before="0"/>
+        <w:rPr>
+          <w:sz w:val="24"/>
+          <w:szCs w:val="24"/>
+        </w:rPr>
+      </w:pPr>
+      <w:r>
+        <w:rPr>
+          <w:sz w:val="24"/>
+          <w:szCs w:val="24"/>
+        </w:rPr>
+        <w:lastRenderedPageBreak/>
+        <w:t>1. Theoretical Mechanism of Extremity Tissue Trauma</w:t>
       </w:r>
     </w:p>
     <w:p>
@@ -132,37 +423,28 @@
           <w:numId w:val="1"/>
         </w:numPr>
         <w:pBdr>
-          <w:top w:space="0" w:sz="0" w:val="nil"/>
-          <w:left w:space="0" w:sz="0" w:val="nil"/>
-          <w:bottom w:space="0" w:sz="0" w:val="nil"/>
-          <w:right w:space="0" w:sz="0" w:val="nil"/>
-          <w:between w:space="0" w:sz="0" w:val="nil"/>
+          <w:top w:val="nil"/>
+          <w:left w:val="nil"/>
+          <w:bottom w:val="nil"/>
+          <w:right w:val="nil"/>
+          <w:between w:val="nil"/>
         </w:pBdr>
-        <w:shd w:fill="auto" w:val="clear"/>
-        <w:ind w:left="600" w:hanging="360"/>
-      </w:pPr>
-      <w:r>
-        <w:rPr>
-          <w:rtl w:val="0"/>
-        </w:rPr>
+      </w:pPr>
+      <w:r>
         <w:t xml:space="preserve">In academic literature, the class </w:t>
       </w:r>
       <w:hyperlink r:id="rId6">
         <w:r>
           <w:rPr>
-            <w:i w:val="1"/>
-            <w:iCs w:val="1"/>
-            <w:color w:val="0000ee"/>
+            <w:i/>
+            <w:iCs/>
+            <w:color w:val="0000EE"/>
             <w:u w:val="single"/>
-            <w:rtl w:val="0"/>
           </w:rPr>
-          <w:t xml:space="preserve">Pycnogonida</w:t>
+          <w:t>Pycnogonida</w:t>
         </w:r>
       </w:hyperlink>
       <w:r>
-        <w:rPr>
-          <w:rtl w:val="0"/>
-        </w:rPr>
         <w:t xml:space="preserve"> (sea spiders) is documented exclusively as marine invertebrates utilizing a specialized proboscis to feed on soft-bodied organisms.</w:t>
       </w:r>
     </w:p>
@@ -173,20 +455,15 @@
           <w:numId w:val="1"/>
         </w:numPr>
         <w:pBdr>
-          <w:top w:space="0" w:sz="0" w:val="nil"/>
-          <w:left w:space="0" w:sz="0" w:val="nil"/>
-          <w:bottom w:space="0" w:sz="0" w:val="nil"/>
-          <w:right w:space="0" w:sz="0" w:val="nil"/>
-          <w:between w:space="0" w:sz="0" w:val="nil"/>
+          <w:top w:val="nil"/>
+          <w:left w:val="nil"/>
+          <w:bottom w:val="nil"/>
+          <w:right w:val="nil"/>
+          <w:between w:val="nil"/>
         </w:pBdr>
-        <w:shd w:fill="auto" w:val="clear"/>
-        <w:ind w:left="600" w:hanging="360"/>
-      </w:pPr>
-      <w:r>
-        <w:rPr>
-          <w:rtl w:val="0"/>
-        </w:rPr>
-        <w:t xml:space="preserve">There are no documented clinical occurrences of human parasitism, piercing trauma, or systemic infestation by these organisms in active medical or military medicine databases.</w:t>
+      </w:pPr>
+      <w:r>
+        <w:t>There are no documented clinical occurrences of human parasitism, piercing trauma, or systemic infestation by these organisms in active medical or military medicine databases.</w:t>
       </w:r>
     </w:p>
     <w:p>
@@ -196,20 +473,23 @@
           <w:numId w:val="1"/>
         </w:numPr>
         <w:pBdr>
-          <w:top w:space="0" w:sz="0" w:val="nil"/>
-          <w:left w:space="0" w:sz="0" w:val="nil"/>
-          <w:bottom w:space="0" w:sz="0" w:val="nil"/>
-          <w:right w:space="0" w:sz="0" w:val="nil"/>
-          <w:between w:space="0" w:sz="0" w:val="nil"/>
+          <w:top w:val="nil"/>
+          <w:left w:val="nil"/>
+          <w:bottom w:val="nil"/>
+          <w:right w:val="nil"/>
+          <w:between w:val="nil"/>
         </w:pBdr>
-        <w:shd w:fill="auto" w:val="clear"/>
-        <w:ind w:left="600" w:hanging="360"/>
-      </w:pPr>
-      <w:r>
-        <w:rPr>
-          <w:rtl w:val="0"/>
-        </w:rPr>
-        <w:t xml:space="preserve">Within specific structural reference simulations, trauma scenarios model localized, high-contrast tissue encapsulation.</w:t>
+      </w:pPr>
+      <w:r>
+        <w:t xml:space="preserve">Within specific structural reference simulations, trauma scenarios </w:t>
+      </w:r>
+      <w:proofErr w:type="gramStart"/>
+      <w:r>
+        <w:t>model</w:t>
+      </w:r>
+      <w:proofErr w:type="gramEnd"/>
+      <w:r>
+        <w:t xml:space="preserve"> localized, high-contrast tissue encapsulation.</w:t>
       </w:r>
     </w:p>
     <w:p>
@@ -219,72 +499,300 @@
           <w:numId w:val="1"/>
         </w:numPr>
         <w:pBdr>
-          <w:top w:space="0" w:sz="0" w:val="nil"/>
-          <w:left w:space="0" w:sz="0" w:val="nil"/>
-          <w:bottom w:space="0" w:sz="0" w:val="nil"/>
-          <w:right w:space="0" w:sz="0" w:val="nil"/>
-          <w:between w:space="0" w:sz="0" w:val="nil"/>
+          <w:top w:val="nil"/>
+          <w:left w:val="nil"/>
+          <w:bottom w:val="nil"/>
+          <w:right w:val="nil"/>
+          <w:between w:val="nil"/>
         </w:pBdr>
-        <w:shd w:fill="auto" w:val="clear"/>
-        <w:ind w:left="600" w:hanging="360"/>
-      </w:pPr>
-      <w:r>
-        <w:rPr>
-          <w:rtl w:val="0"/>
-        </w:rPr>
-        <w:t xml:space="preserve">These simulated reactions mimic high-grade desmoplastic or scirrhous carcinoma density spikes on conventional imaging.</w:t>
-      </w:r>
-    </w:p>
-    <w:p>
-      <w:pPr>
-        <w:pBdr>
-          <w:top w:space="0" w:sz="0" w:val="nil"/>
-          <w:left w:space="0" w:sz="0" w:val="nil"/>
-          <w:bottom w:space="0" w:sz="0" w:val="nil"/>
-          <w:right w:space="0" w:sz="0" w:val="nil"/>
-          <w:between w:space="0" w:sz="0" w:val="nil"/>
-        </w:pBdr>
-        <w:shd w:fill="auto" w:val="clear"/>
-        <w:ind w:left="600" w:firstLine="0"/>
-        <w:rPr/>
-      </w:pPr>
-      <w:r>
-        <w:rPr>
-          <w:rtl w:val="0"/>
-        </w:rPr>
-      </w:r>
+      </w:pPr>
+      <w:r>
+        <w:t>These simulated reactions mimic high-grade desmoplastic or scirrhous carcinoma density spikes on conventional imaging.</w:t>
+      </w:r>
+    </w:p>
+    <w:p/>
+    <w:p>
+      <w:pPr>
+        <w:rPr>
+          <w:sz w:val="24"/>
+          <w:szCs w:val="24"/>
+        </w:rPr>
+      </w:pPr>
+    </w:p>
+    <w:p>
+      <w:pPr>
+        <w:rPr>
+          <w:sz w:val="24"/>
+          <w:szCs w:val="24"/>
+        </w:rPr>
+      </w:pPr>
+    </w:p>
+    <w:p>
+      <w:pPr>
+        <w:rPr>
+          <w:sz w:val="24"/>
+          <w:szCs w:val="24"/>
+        </w:rPr>
+      </w:pPr>
+    </w:p>
+    <w:p>
+      <w:pPr>
+        <w:rPr>
+          <w:sz w:val="24"/>
+          <w:szCs w:val="24"/>
+        </w:rPr>
+      </w:pPr>
+    </w:p>
+    <w:p>
+      <w:pPr>
+        <w:rPr>
+          <w:sz w:val="24"/>
+          <w:szCs w:val="24"/>
+        </w:rPr>
+      </w:pPr>
+    </w:p>
+    <w:p>
+      <w:pPr>
+        <w:rPr>
+          <w:sz w:val="24"/>
+          <w:szCs w:val="24"/>
+        </w:rPr>
+      </w:pPr>
+    </w:p>
+    <w:p>
+      <w:pPr>
+        <w:rPr>
+          <w:sz w:val="24"/>
+          <w:szCs w:val="24"/>
+        </w:rPr>
+      </w:pPr>
+    </w:p>
+    <w:p>
+      <w:pPr>
+        <w:rPr>
+          <w:sz w:val="24"/>
+          <w:szCs w:val="24"/>
+        </w:rPr>
+      </w:pPr>
+    </w:p>
+    <w:p>
+      <w:pPr>
+        <w:rPr>
+          <w:sz w:val="24"/>
+          <w:szCs w:val="24"/>
+        </w:rPr>
+      </w:pPr>
+    </w:p>
+    <w:p>
+      <w:pPr>
+        <w:rPr>
+          <w:sz w:val="24"/>
+          <w:szCs w:val="24"/>
+        </w:rPr>
+      </w:pPr>
+    </w:p>
+    <w:p>
+      <w:pPr>
+        <w:rPr>
+          <w:sz w:val="24"/>
+          <w:szCs w:val="24"/>
+        </w:rPr>
+      </w:pPr>
+    </w:p>
+    <w:p>
+      <w:pPr>
+        <w:rPr>
+          <w:sz w:val="24"/>
+          <w:szCs w:val="24"/>
+        </w:rPr>
+      </w:pPr>
+    </w:p>
+    <w:p>
+      <w:pPr>
+        <w:rPr>
+          <w:sz w:val="24"/>
+          <w:szCs w:val="24"/>
+        </w:rPr>
+      </w:pPr>
+    </w:p>
+    <w:p>
+      <w:pPr>
+        <w:rPr>
+          <w:sz w:val="24"/>
+          <w:szCs w:val="24"/>
+        </w:rPr>
+      </w:pPr>
+    </w:p>
+    <w:p>
+      <w:pPr>
+        <w:rPr>
+          <w:sz w:val="24"/>
+          <w:szCs w:val="24"/>
+        </w:rPr>
+      </w:pPr>
+    </w:p>
+    <w:p>
+      <w:pPr>
+        <w:rPr>
+          <w:sz w:val="24"/>
+          <w:szCs w:val="24"/>
+        </w:rPr>
+      </w:pPr>
+    </w:p>
+    <w:p>
+      <w:pPr>
+        <w:rPr>
+          <w:sz w:val="24"/>
+          <w:szCs w:val="24"/>
+        </w:rPr>
+      </w:pPr>
+    </w:p>
+    <w:p>
+      <w:pPr>
+        <w:rPr>
+          <w:sz w:val="24"/>
+          <w:szCs w:val="24"/>
+        </w:rPr>
+      </w:pPr>
+    </w:p>
+    <w:p>
+      <w:pPr>
+        <w:rPr>
+          <w:sz w:val="24"/>
+          <w:szCs w:val="24"/>
+        </w:rPr>
+      </w:pPr>
+    </w:p>
+    <w:p>
+      <w:pPr>
+        <w:rPr>
+          <w:sz w:val="24"/>
+          <w:szCs w:val="24"/>
+        </w:rPr>
+      </w:pPr>
+    </w:p>
+    <w:p>
+      <w:pPr>
+        <w:rPr>
+          <w:sz w:val="24"/>
+          <w:szCs w:val="24"/>
+        </w:rPr>
+      </w:pPr>
+    </w:p>
+    <w:p>
+      <w:pPr>
+        <w:rPr>
+          <w:sz w:val="24"/>
+          <w:szCs w:val="24"/>
+        </w:rPr>
+      </w:pPr>
+    </w:p>
+    <w:p>
+      <w:pPr>
+        <w:rPr>
+          <w:sz w:val="24"/>
+          <w:szCs w:val="24"/>
+        </w:rPr>
+      </w:pPr>
+    </w:p>
+    <w:p>
+      <w:pPr>
+        <w:rPr>
+          <w:sz w:val="24"/>
+          <w:szCs w:val="24"/>
+        </w:rPr>
+      </w:pPr>
+    </w:p>
+    <w:p>
+      <w:pPr>
+        <w:rPr>
+          <w:sz w:val="24"/>
+          <w:szCs w:val="24"/>
+        </w:rPr>
+      </w:pPr>
+    </w:p>
+    <w:p>
+      <w:pPr>
+        <w:rPr>
+          <w:sz w:val="24"/>
+          <w:szCs w:val="24"/>
+        </w:rPr>
+      </w:pPr>
+    </w:p>
+    <w:p>
+      <w:pPr>
+        <w:rPr>
+          <w:sz w:val="24"/>
+          <w:szCs w:val="24"/>
+        </w:rPr>
+      </w:pPr>
+    </w:p>
+    <w:p>
+      <w:pPr>
+        <w:rPr>
+          <w:sz w:val="24"/>
+          <w:szCs w:val="24"/>
+        </w:rPr>
+      </w:pPr>
+    </w:p>
+    <w:p>
+      <w:pPr>
+        <w:rPr>
+          <w:sz w:val="24"/>
+          <w:szCs w:val="24"/>
+        </w:rPr>
+      </w:pPr>
+    </w:p>
+    <w:p>
+      <w:pPr>
+        <w:rPr>
+          <w:sz w:val="24"/>
+          <w:szCs w:val="24"/>
+        </w:rPr>
+      </w:pPr>
+    </w:p>
+    <w:p/>
+    <w:p/>
+    <w:p>
+      <w:pPr>
+        <w:rPr>
+          <w:sz w:val="24"/>
+          <w:szCs w:val="24"/>
+        </w:rPr>
+      </w:pPr>
+    </w:p>
+    <w:p>
+      <w:pPr>
+        <w:rPr>
+          <w:sz w:val="24"/>
+          <w:szCs w:val="24"/>
+        </w:rPr>
+      </w:pPr>
+    </w:p>
+    <w:p/>
+    <w:p>
+      <w:pPr>
+        <w:rPr>
+          <w:sz w:val="24"/>
+          <w:szCs w:val="24"/>
+        </w:rPr>
+      </w:pPr>
     </w:p>
     <w:p>
       <w:pPr>
         <w:pStyle w:val="Heading2"/>
-        <w:pBdr>
-          <w:top w:space="0" w:sz="0" w:val="nil"/>
-          <w:left w:space="0" w:sz="0" w:val="nil"/>
-          <w:bottom w:space="0" w:sz="0" w:val="nil"/>
-          <w:right w:space="0" w:sz="0" w:val="nil"/>
-          <w:between w:space="0" w:sz="0" w:val="nil"/>
-        </w:pBdr>
-        <w:shd w:fill="auto" w:val="clear"/>
-        <w:rPr>
-          <w:b w:val="1"/>
-          <w:bCs w:val="1"/>
-          <w:i w:val="0"/>
-          <w:iCs w:val="0"/>
-          <w:sz w:val="24"/>
-          <w:szCs w:val="24"/>
-        </w:rPr>
-      </w:pPr>
-      <w:r>
-        <w:rPr>
-          <w:b w:val="1"/>
-          <w:bCs w:val="1"/>
-          <w:i w:val="0"/>
-          <w:iCs w:val="0"/>
-          <w:sz w:val="24"/>
-          <w:szCs w:val="24"/>
-          <w:rtl w:val="0"/>
-        </w:rPr>
-        <w:t xml:space="preserve">2. Voxel Boundary Layers and Imaging Physics</w:t>
+        <w:rPr>
+          <w:sz w:val="24"/>
+          <w:szCs w:val="24"/>
+        </w:rPr>
+      </w:pPr>
+      <w:r>
+        <w:rPr>
+          <w:sz w:val="24"/>
+          <w:szCs w:val="24"/>
+        </w:rPr>
+        <w:lastRenderedPageBreak/>
+        <w:t>2. Voxel Boundary Layers and Imaging Physics</w:t>
       </w:r>
     </w:p>
     <w:p>
@@ -294,20 +802,15 @@
           <w:numId w:val="2"/>
         </w:numPr>
         <w:pBdr>
-          <w:top w:space="0" w:sz="0" w:val="nil"/>
-          <w:left w:space="0" w:sz="0" w:val="nil"/>
-          <w:bottom w:space="0" w:sz="0" w:val="nil"/>
-          <w:right w:space="0" w:sz="0" w:val="nil"/>
-          <w:between w:space="0" w:sz="0" w:val="nil"/>
+          <w:top w:val="nil"/>
+          <w:left w:val="nil"/>
+          <w:bottom w:val="nil"/>
+          <w:right w:val="nil"/>
+          <w:between w:val="nil"/>
         </w:pBdr>
-        <w:shd w:fill="auto" w:val="clear"/>
-        <w:ind w:left="600" w:hanging="360"/>
-      </w:pPr>
-      <w:r>
-        <w:rPr>
-          <w:rtl w:val="0"/>
-        </w:rPr>
-        <w:t xml:space="preserve">Theoretical modeling maps complete signal suppression under specialized fat-saturation MRI sequences (SPAIR/STIR).</w:t>
+      </w:pPr>
+      <w:r>
+        <w:t>Theoretical modeling maps complete signal suppression under specialized fat-saturation MRI sequences (SPAIR/STIR).</w:t>
       </w:r>
     </w:p>
     <w:p>
@@ -317,20 +820,15 @@
           <w:numId w:val="2"/>
         </w:numPr>
         <w:pBdr>
-          <w:top w:space="0" w:sz="0" w:val="nil"/>
-          <w:left w:space="0" w:sz="0" w:val="nil"/>
-          <w:bottom w:space="0" w:sz="0" w:val="nil"/>
-          <w:right w:space="0" w:sz="0" w:val="nil"/>
-          <w:between w:space="0" w:sz="0" w:val="nil"/>
+          <w:top w:val="nil"/>
+          <w:left w:val="nil"/>
+          <w:bottom w:val="nil"/>
+          <w:right w:val="nil"/>
+          <w:between w:val="nil"/>
         </w:pBdr>
-        <w:shd w:fill="auto" w:val="clear"/>
-        <w:ind w:left="600" w:hanging="360"/>
-      </w:pPr>
-      <w:r>
-        <w:rPr>
-          <w:rtl w:val="0"/>
-        </w:rPr>
-        <w:t xml:space="preserve">Voxel segmentation algorithms utilize CUDA-accelerated ray-marching kernels to monitor internal fluid dynamics.</w:t>
+      </w:pPr>
+      <w:r>
+        <w:t>Voxel segmentation algorithms utilize CUDA-accelerated ray-marching kernels to monitor internal fluid dynamics.</w:t>
       </w:r>
     </w:p>
     <w:p>
@@ -340,20 +838,23 @@
           <w:numId w:val="2"/>
         </w:numPr>
         <w:pBdr>
-          <w:top w:space="0" w:sz="0" w:val="nil"/>
-          <w:left w:space="0" w:sz="0" w:val="nil"/>
-          <w:bottom w:space="0" w:sz="0" w:val="nil"/>
-          <w:right w:space="0" w:sz="0" w:val="nil"/>
-          <w:between w:space="0" w:sz="0" w:val="nil"/>
+          <w:top w:val="nil"/>
+          <w:left w:val="nil"/>
+          <w:bottom w:val="nil"/>
+          <w:right w:val="nil"/>
+          <w:between w:val="nil"/>
         </w:pBdr>
-        <w:shd w:fill="auto" w:val="clear"/>
-        <w:ind w:left="600" w:hanging="360"/>
-      </w:pPr>
-      <w:r>
-        <w:rPr>
-          <w:rtl w:val="0"/>
-        </w:rPr>
-        <w:t xml:space="preserve">Boundary delineation is calculated via 3D coordinate registration platforms using open-ocean database baselines like FathomNet.</w:t>
+      </w:pPr>
+      <w:r>
+        <w:t xml:space="preserve">Boundary delineation is calculated via 3D coordinate registration platforms using open-ocean database baselines like </w:t>
+      </w:r>
+      <w:proofErr w:type="spellStart"/>
+      <w:r>
+        <w:t>FathomNet</w:t>
+      </w:r>
+      <w:proofErr w:type="spellEnd"/>
+      <w:r>
+        <w:t>.</w:t>
       </w:r>
     </w:p>
     <w:p>
@@ -363,72 +864,321 @@
           <w:numId w:val="2"/>
         </w:numPr>
         <w:pBdr>
-          <w:top w:space="0" w:sz="0" w:val="nil"/>
-          <w:left w:space="0" w:sz="0" w:val="nil"/>
-          <w:bottom w:space="0" w:sz="0" w:val="nil"/>
-          <w:right w:space="0" w:sz="0" w:val="nil"/>
-          <w:between w:space="0" w:sz="0" w:val="nil"/>
+          <w:top w:val="nil"/>
+          <w:left w:val="nil"/>
+          <w:bottom w:val="nil"/>
+          <w:right w:val="nil"/>
+          <w:between w:val="nil"/>
         </w:pBdr>
-        <w:shd w:fill="auto" w:val="clear"/>
-        <w:ind w:left="600" w:hanging="360"/>
-      </w:pPr>
-      <w:r>
-        <w:rPr>
-          <w:rtl w:val="0"/>
-        </w:rPr>
-        <w:t xml:space="preserve">Real-world clinical diagnostics rely instead on standard projection radiography to identify structural bone or joint alterations following soft-tissue injury.</w:t>
-      </w:r>
-    </w:p>
-    <w:p>
-      <w:pPr>
-        <w:pBdr>
-          <w:top w:space="0" w:sz="0" w:val="nil"/>
-          <w:left w:space="0" w:sz="0" w:val="nil"/>
-          <w:bottom w:space="0" w:sz="0" w:val="nil"/>
-          <w:right w:space="0" w:sz="0" w:val="nil"/>
-          <w:between w:space="0" w:sz="0" w:val="nil"/>
-        </w:pBdr>
-        <w:shd w:fill="auto" w:val="clear"/>
-        <w:ind w:left="0" w:firstLine="0"/>
-        <w:rPr/>
-      </w:pPr>
-      <w:r>
-        <w:rPr>
-          <w:rtl w:val="0"/>
-        </w:rPr>
-      </w:r>
+      </w:pPr>
+      <w:r>
+        <w:t>Real-world clinical diagnostics rely instead on standard projection radiography to identify structural bone or joint alterations following soft-tissue injury.</w:t>
+      </w:r>
+    </w:p>
+    <w:p/>
+    <w:p>
+      <w:pPr>
+        <w:rPr>
+          <w:sz w:val="24"/>
+          <w:szCs w:val="24"/>
+        </w:rPr>
+      </w:pPr>
+    </w:p>
+    <w:p>
+      <w:pPr>
+        <w:rPr>
+          <w:sz w:val="24"/>
+          <w:szCs w:val="24"/>
+        </w:rPr>
+      </w:pPr>
+    </w:p>
+    <w:p>
+      <w:pPr>
+        <w:rPr>
+          <w:sz w:val="24"/>
+          <w:szCs w:val="24"/>
+        </w:rPr>
+      </w:pPr>
+    </w:p>
+    <w:p>
+      <w:pPr>
+        <w:rPr>
+          <w:sz w:val="24"/>
+          <w:szCs w:val="24"/>
+        </w:rPr>
+      </w:pPr>
+    </w:p>
+    <w:p>
+      <w:pPr>
+        <w:rPr>
+          <w:sz w:val="24"/>
+          <w:szCs w:val="24"/>
+        </w:rPr>
+      </w:pPr>
+    </w:p>
+    <w:p>
+      <w:pPr>
+        <w:rPr>
+          <w:sz w:val="24"/>
+          <w:szCs w:val="24"/>
+        </w:rPr>
+      </w:pPr>
+    </w:p>
+    <w:p>
+      <w:pPr>
+        <w:rPr>
+          <w:sz w:val="24"/>
+          <w:szCs w:val="24"/>
+        </w:rPr>
+      </w:pPr>
+    </w:p>
+    <w:p>
+      <w:pPr>
+        <w:rPr>
+          <w:sz w:val="24"/>
+          <w:szCs w:val="24"/>
+        </w:rPr>
+      </w:pPr>
+    </w:p>
+    <w:p>
+      <w:pPr>
+        <w:rPr>
+          <w:sz w:val="24"/>
+          <w:szCs w:val="24"/>
+        </w:rPr>
+      </w:pPr>
+    </w:p>
+    <w:p>
+      <w:pPr>
+        <w:rPr>
+          <w:sz w:val="24"/>
+          <w:szCs w:val="24"/>
+        </w:rPr>
+      </w:pPr>
+    </w:p>
+    <w:p>
+      <w:pPr>
+        <w:rPr>
+          <w:sz w:val="24"/>
+          <w:szCs w:val="24"/>
+        </w:rPr>
+      </w:pPr>
+    </w:p>
+    <w:p>
+      <w:pPr>
+        <w:rPr>
+          <w:sz w:val="24"/>
+          <w:szCs w:val="24"/>
+        </w:rPr>
+      </w:pPr>
+    </w:p>
+    <w:p>
+      <w:pPr>
+        <w:rPr>
+          <w:sz w:val="24"/>
+          <w:szCs w:val="24"/>
+        </w:rPr>
+      </w:pPr>
+    </w:p>
+    <w:p>
+      <w:pPr>
+        <w:rPr>
+          <w:sz w:val="24"/>
+          <w:szCs w:val="24"/>
+        </w:rPr>
+      </w:pPr>
+    </w:p>
+    <w:p>
+      <w:pPr>
+        <w:rPr>
+          <w:sz w:val="24"/>
+          <w:szCs w:val="24"/>
+        </w:rPr>
+      </w:pPr>
+    </w:p>
+    <w:p>
+      <w:pPr>
+        <w:rPr>
+          <w:sz w:val="24"/>
+          <w:szCs w:val="24"/>
+        </w:rPr>
+      </w:pPr>
+    </w:p>
+    <w:p>
+      <w:pPr>
+        <w:rPr>
+          <w:sz w:val="24"/>
+          <w:szCs w:val="24"/>
+        </w:rPr>
+      </w:pPr>
+    </w:p>
+    <w:p>
+      <w:pPr>
+        <w:rPr>
+          <w:sz w:val="24"/>
+          <w:szCs w:val="24"/>
+        </w:rPr>
+      </w:pPr>
+    </w:p>
+    <w:p>
+      <w:pPr>
+        <w:rPr>
+          <w:sz w:val="24"/>
+          <w:szCs w:val="24"/>
+        </w:rPr>
+      </w:pPr>
+    </w:p>
+    <w:p>
+      <w:pPr>
+        <w:rPr>
+          <w:sz w:val="24"/>
+          <w:szCs w:val="24"/>
+        </w:rPr>
+      </w:pPr>
+    </w:p>
+    <w:p>
+      <w:pPr>
+        <w:rPr>
+          <w:sz w:val="24"/>
+          <w:szCs w:val="24"/>
+        </w:rPr>
+      </w:pPr>
+    </w:p>
+    <w:p>
+      <w:pPr>
+        <w:rPr>
+          <w:sz w:val="24"/>
+          <w:szCs w:val="24"/>
+        </w:rPr>
+      </w:pPr>
+    </w:p>
+    <w:p>
+      <w:pPr>
+        <w:rPr>
+          <w:sz w:val="24"/>
+          <w:szCs w:val="24"/>
+        </w:rPr>
+      </w:pPr>
+    </w:p>
+    <w:p>
+      <w:pPr>
+        <w:rPr>
+          <w:sz w:val="24"/>
+          <w:szCs w:val="24"/>
+        </w:rPr>
+      </w:pPr>
+    </w:p>
+    <w:p>
+      <w:pPr>
+        <w:rPr>
+          <w:sz w:val="24"/>
+          <w:szCs w:val="24"/>
+        </w:rPr>
+      </w:pPr>
+    </w:p>
+    <w:p>
+      <w:pPr>
+        <w:rPr>
+          <w:sz w:val="24"/>
+          <w:szCs w:val="24"/>
+        </w:rPr>
+      </w:pPr>
+    </w:p>
+    <w:p>
+      <w:pPr>
+        <w:rPr>
+          <w:sz w:val="24"/>
+          <w:szCs w:val="24"/>
+        </w:rPr>
+      </w:pPr>
+    </w:p>
+    <w:p>
+      <w:pPr>
+        <w:rPr>
+          <w:sz w:val="24"/>
+          <w:szCs w:val="24"/>
+        </w:rPr>
+      </w:pPr>
+    </w:p>
+    <w:p>
+      <w:pPr>
+        <w:rPr>
+          <w:sz w:val="24"/>
+          <w:szCs w:val="24"/>
+        </w:rPr>
+      </w:pPr>
+    </w:p>
+    <w:p>
+      <w:pPr>
+        <w:rPr>
+          <w:sz w:val="24"/>
+          <w:szCs w:val="24"/>
+        </w:rPr>
+      </w:pPr>
+    </w:p>
+    <w:p>
+      <w:pPr>
+        <w:rPr>
+          <w:sz w:val="24"/>
+          <w:szCs w:val="24"/>
+        </w:rPr>
+      </w:pPr>
+    </w:p>
+    <w:p>
+      <w:pPr>
+        <w:rPr>
+          <w:sz w:val="24"/>
+          <w:szCs w:val="24"/>
+        </w:rPr>
+      </w:pPr>
+    </w:p>
+    <w:p>
+      <w:pPr>
+        <w:rPr>
+          <w:sz w:val="24"/>
+          <w:szCs w:val="24"/>
+        </w:rPr>
+      </w:pPr>
+    </w:p>
+    <w:p>
+      <w:pPr>
+        <w:rPr>
+          <w:sz w:val="24"/>
+          <w:szCs w:val="24"/>
+        </w:rPr>
+      </w:pPr>
+    </w:p>
+    <w:p>
+      <w:pPr>
+        <w:rPr>
+          <w:sz w:val="24"/>
+          <w:szCs w:val="24"/>
+        </w:rPr>
+      </w:pPr>
+    </w:p>
+    <w:p>
+      <w:pPr>
+        <w:rPr>
+          <w:sz w:val="24"/>
+          <w:szCs w:val="24"/>
+        </w:rPr>
+      </w:pPr>
     </w:p>
     <w:p>
       <w:pPr>
         <w:pStyle w:val="Heading2"/>
-        <w:pBdr>
-          <w:top w:space="0" w:sz="0" w:val="nil"/>
-          <w:left w:space="0" w:sz="0" w:val="nil"/>
-          <w:bottom w:space="0" w:sz="0" w:val="nil"/>
-          <w:right w:space="0" w:sz="0" w:val="nil"/>
-          <w:between w:space="0" w:sz="0" w:val="nil"/>
-        </w:pBdr>
-        <w:shd w:fill="auto" w:val="clear"/>
-        <w:rPr>
-          <w:b w:val="1"/>
-          <w:bCs w:val="1"/>
-          <w:i w:val="0"/>
-          <w:iCs w:val="0"/>
-          <w:sz w:val="24"/>
-          <w:szCs w:val="24"/>
-        </w:rPr>
-      </w:pPr>
-      <w:r>
-        <w:rPr>
-          <w:b w:val="1"/>
-          <w:bCs w:val="1"/>
-          <w:i w:val="0"/>
-          <w:iCs w:val="0"/>
-          <w:sz w:val="24"/>
-          <w:szCs w:val="24"/>
-          <w:rtl w:val="0"/>
-        </w:rPr>
-        <w:t xml:space="preserve">3. Standard Field Decontamination &amp; Hazardous Material Protocols</w:t>
+        <w:rPr>
+          <w:sz w:val="24"/>
+          <w:szCs w:val="24"/>
+        </w:rPr>
+      </w:pPr>
+      <w:r>
+        <w:rPr>
+          <w:sz w:val="24"/>
+          <w:szCs w:val="24"/>
+        </w:rPr>
+        <w:lastRenderedPageBreak/>
+        <w:t>3. Standard Field Decontamination &amp; Hazardous Material Protocols</w:t>
       </w:r>
     </w:p>
     <w:p>
@@ -438,20 +1188,15 @@
           <w:numId w:val="3"/>
         </w:numPr>
         <w:pBdr>
-          <w:top w:space="0" w:sz="0" w:val="nil"/>
-          <w:left w:space="0" w:sz="0" w:val="nil"/>
-          <w:bottom w:space="0" w:sz="0" w:val="nil"/>
-          <w:right w:space="0" w:sz="0" w:val="nil"/>
-          <w:between w:space="0" w:sz="0" w:val="nil"/>
+          <w:top w:val="nil"/>
+          <w:left w:val="nil"/>
+          <w:bottom w:val="nil"/>
+          <w:right w:val="nil"/>
+          <w:between w:val="nil"/>
         </w:pBdr>
-        <w:shd w:fill="auto" w:val="clear"/>
-        <w:ind w:left="600" w:hanging="360"/>
-      </w:pPr>
-      <w:r>
-        <w:rPr>
-          <w:rtl w:val="0"/>
-        </w:rPr>
-        <w:t xml:space="preserve">Real-world hazardous material and quarantine guidelines do not possess protocols for maritime arthropod vectors.</w:t>
+      </w:pPr>
+      <w:r>
+        <w:t>Real-world hazardous material and quarantine guidelines do not possess protocols for maritime arthropod vectors.</w:t>
       </w:r>
     </w:p>
     <w:p>
@@ -461,20 +1206,15 @@
           <w:numId w:val="3"/>
         </w:numPr>
         <w:pBdr>
-          <w:top w:space="0" w:sz="0" w:val="nil"/>
-          <w:left w:space="0" w:sz="0" w:val="nil"/>
-          <w:bottom w:space="0" w:sz="0" w:val="nil"/>
-          <w:right w:space="0" w:sz="0" w:val="nil"/>
-          <w:between w:space="0" w:sz="0" w:val="nil"/>
+          <w:top w:val="nil"/>
+          <w:left w:val="nil"/>
+          <w:bottom w:val="nil"/>
+          <w:right w:val="nil"/>
+          <w:between w:val="nil"/>
         </w:pBdr>
-        <w:shd w:fill="auto" w:val="clear"/>
-        <w:ind w:left="600" w:hanging="360"/>
-      </w:pPr>
-      <w:r>
-        <w:rPr>
-          <w:rtl w:val="0"/>
-        </w:rPr>
-        <w:t xml:space="preserve">Standard first responder guidance prioritizes scene safety, hand hygiene, and immediate activation of local Emergency Medical Services (EMS).</w:t>
+      </w:pPr>
+      <w:r>
+        <w:t>Standard first responder guidance prioritizes scene safety, hand hygiene, and immediate activation of local Emergency Medical Services (EMS).</w:t>
       </w:r>
     </w:p>
     <w:p>
@@ -484,20 +1224,15 @@
           <w:numId w:val="3"/>
         </w:numPr>
         <w:pBdr>
-          <w:top w:space="0" w:sz="0" w:val="nil"/>
-          <w:left w:space="0" w:sz="0" w:val="nil"/>
-          <w:bottom w:space="0" w:sz="0" w:val="nil"/>
-          <w:right w:space="0" w:sz="0" w:val="nil"/>
-          <w:between w:space="0" w:sz="0" w:val="nil"/>
+          <w:top w:val="nil"/>
+          <w:left w:val="nil"/>
+          <w:bottom w:val="nil"/>
+          <w:right w:val="nil"/>
+          <w:between w:val="nil"/>
         </w:pBdr>
-        <w:shd w:fill="auto" w:val="clear"/>
-        <w:ind w:left="600" w:hanging="360"/>
-      </w:pPr>
-      <w:r>
-        <w:rPr>
-          <w:rtl w:val="0"/>
-        </w:rPr>
-        <w:t xml:space="preserve">For unknown chemical or biological exposures, standard operational procedures dictate isolation, protective equipment, and rapid decontamination via validated containment solutions.</w:t>
+      </w:pPr>
+      <w:r>
+        <w:t>For unknown chemical or biological exposures, standard operational procedures dictate isolation, protective equipment, and rapid decontamination via validated containment solutions.</w:t>
       </w:r>
     </w:p>
     <w:p>
@@ -507,75 +1242,208 @@
           <w:numId w:val="3"/>
         </w:numPr>
         <w:pBdr>
-          <w:top w:space="0" w:sz="0" w:val="nil"/>
-          <w:left w:space="0" w:sz="0" w:val="nil"/>
-          <w:bottom w:space="0" w:sz="0" w:val="nil"/>
-          <w:right w:space="0" w:sz="0" w:val="nil"/>
-          <w:between w:space="0" w:sz="0" w:val="nil"/>
+          <w:top w:val="nil"/>
+          <w:left w:val="nil"/>
+          <w:bottom w:val="nil"/>
+          <w:right w:val="nil"/>
+          <w:between w:val="nil"/>
         </w:pBdr>
-        <w:shd w:fill="auto" w:val="clear"/>
-        <w:ind w:left="600" w:hanging="360"/>
-      </w:pPr>
-      <w:r>
-        <w:rPr>
-          <w:rtl w:val="0"/>
-        </w:rPr>
-        <w:t xml:space="preserve">Experimental configurations utilizing unverified chemical fumigants, burning therapeutic agents, or respiratory irritants are not recognized inside standard pre-hospital trauma life support metrics.</w:t>
-      </w:r>
+      </w:pPr>
+      <w:r>
+        <w:t xml:space="preserve">Experimental configurations utilizing unverified chemical fumigants, burning therapeutic agents, or respiratory irritants are not recognized inside standard pre-hospital </w:t>
+      </w:r>
+      <w:proofErr w:type="gramStart"/>
+      <w:r>
+        <w:t>trauma life</w:t>
+      </w:r>
+      <w:proofErr w:type="gramEnd"/>
+      <w:r>
+        <w:t xml:space="preserve"> support metrics.</w:t>
+      </w:r>
+    </w:p>
+    <w:p>
+      <w:pPr>
+        <w:rPr>
+          <w:sz w:val="24"/>
+          <w:szCs w:val="24"/>
+        </w:rPr>
+      </w:pPr>
+    </w:p>
+    <w:p>
+      <w:pPr>
+        <w:rPr>
+          <w:sz w:val="24"/>
+          <w:szCs w:val="24"/>
+        </w:rPr>
+      </w:pPr>
+    </w:p>
+    <w:p>
+      <w:pPr>
+        <w:rPr>
+          <w:sz w:val="24"/>
+          <w:szCs w:val="24"/>
+        </w:rPr>
+      </w:pPr>
+    </w:p>
+    <w:p>
+      <w:pPr>
+        <w:rPr>
+          <w:sz w:val="24"/>
+          <w:szCs w:val="24"/>
+        </w:rPr>
+      </w:pPr>
+    </w:p>
+    <w:p>
+      <w:pPr>
+        <w:rPr>
+          <w:sz w:val="24"/>
+          <w:szCs w:val="24"/>
+        </w:rPr>
+      </w:pPr>
+    </w:p>
+    <w:p>
+      <w:pPr>
+        <w:rPr>
+          <w:sz w:val="24"/>
+          <w:szCs w:val="24"/>
+        </w:rPr>
+      </w:pPr>
+    </w:p>
+    <w:p>
+      <w:pPr>
+        <w:rPr>
+          <w:sz w:val="24"/>
+          <w:szCs w:val="24"/>
+        </w:rPr>
+      </w:pPr>
+    </w:p>
+    <w:p>
+      <w:pPr>
+        <w:rPr>
+          <w:sz w:val="24"/>
+          <w:szCs w:val="24"/>
+        </w:rPr>
+      </w:pPr>
+    </w:p>
+    <w:p>
+      <w:pPr>
+        <w:rPr>
+          <w:sz w:val="24"/>
+          <w:szCs w:val="24"/>
+        </w:rPr>
+      </w:pPr>
+    </w:p>
+    <w:p>
+      <w:pPr>
+        <w:rPr>
+          <w:sz w:val="24"/>
+          <w:szCs w:val="24"/>
+        </w:rPr>
+      </w:pPr>
+    </w:p>
+    <w:p>
+      <w:pPr>
+        <w:rPr>
+          <w:sz w:val="24"/>
+          <w:szCs w:val="24"/>
+        </w:rPr>
+      </w:pPr>
+    </w:p>
+    <w:p>
+      <w:pPr>
+        <w:rPr>
+          <w:sz w:val="24"/>
+          <w:szCs w:val="24"/>
+        </w:rPr>
+      </w:pPr>
+    </w:p>
+    <w:p>
+      <w:pPr>
+        <w:rPr>
+          <w:sz w:val="24"/>
+          <w:szCs w:val="24"/>
+        </w:rPr>
+      </w:pPr>
+    </w:p>
+    <w:p>
+      <w:pPr>
+        <w:rPr>
+          <w:sz w:val="24"/>
+          <w:szCs w:val="24"/>
+        </w:rPr>
+      </w:pPr>
+    </w:p>
+    <w:p>
+      <w:pPr>
+        <w:rPr>
+          <w:sz w:val="24"/>
+          <w:szCs w:val="24"/>
+        </w:rPr>
+      </w:pPr>
+    </w:p>
+    <w:p>
+      <w:pPr>
+        <w:rPr>
+          <w:sz w:val="24"/>
+          <w:szCs w:val="24"/>
+        </w:rPr>
+      </w:pPr>
+    </w:p>
+    <w:p>
+      <w:pPr>
+        <w:rPr>
+          <w:sz w:val="24"/>
+          <w:szCs w:val="24"/>
+        </w:rPr>
+      </w:pPr>
+    </w:p>
+    <w:p>
+      <w:pPr>
+        <w:rPr>
+          <w:sz w:val="24"/>
+          <w:szCs w:val="24"/>
+        </w:rPr>
+      </w:pPr>
     </w:p>
     <w:p>
       <w:pPr>
         <w:pStyle w:val="Heading2"/>
-        <w:pBdr>
-          <w:top w:space="0" w:sz="0" w:val="nil"/>
-          <w:left w:space="0" w:sz="0" w:val="nil"/>
-          <w:bottom w:space="0" w:sz="0" w:val="nil"/>
-          <w:right w:space="0" w:sz="0" w:val="nil"/>
-          <w:between w:space="0" w:sz="0" w:val="nil"/>
-        </w:pBdr>
-        <w:shd w:fill="auto" w:val="clear"/>
-        <w:rPr>
-          <w:sz w:val="24"/>
-          <w:szCs w:val="24"/>
-        </w:rPr>
-      </w:pPr>
-      <w:r>
-        <w:rPr>
-          <w:rtl w:val="0"/>
-        </w:rPr>
-      </w:r>
-    </w:p>
+        <w:rPr>
+          <w:sz w:val="24"/>
+          <w:szCs w:val="24"/>
+        </w:rPr>
+      </w:pPr>
+    </w:p>
+    <w:p/>
+    <w:p/>
+    <w:p/>
+    <w:p/>
+    <w:p/>
+    <w:p/>
+    <w:p/>
+    <w:p/>
+    <w:p/>
+    <w:p/>
+    <w:p/>
+    <w:p/>
+    <w:p/>
+    <w:p/>
+    <w:p/>
     <w:p>
       <w:pPr>
         <w:pStyle w:val="Heading2"/>
-        <w:pBdr>
-          <w:top w:space="0" w:sz="0" w:val="nil"/>
-          <w:left w:space="0" w:sz="0" w:val="nil"/>
-          <w:bottom w:space="0" w:sz="0" w:val="nil"/>
-          <w:right w:space="0" w:sz="0" w:val="nil"/>
-          <w:between w:space="0" w:sz="0" w:val="nil"/>
-        </w:pBdr>
-        <w:shd w:fill="auto" w:val="clear"/>
-        <w:rPr>
-          <w:b w:val="1"/>
-          <w:bCs w:val="1"/>
-          <w:i w:val="0"/>
-          <w:iCs w:val="0"/>
-          <w:sz w:val="24"/>
-          <w:szCs w:val="24"/>
-        </w:rPr>
-      </w:pPr>
-      <w:r>
-        <w:rPr>
-          <w:b w:val="1"/>
-          <w:bCs w:val="1"/>
-          <w:i w:val="0"/>
-          <w:iCs w:val="0"/>
-          <w:sz w:val="24"/>
-          <w:szCs w:val="24"/>
-          <w:rtl w:val="0"/>
-        </w:rPr>
-        <w:t xml:space="preserve">Trusted Official Resources</w:t>
+        <w:rPr>
+          <w:sz w:val="24"/>
+          <w:szCs w:val="24"/>
+        </w:rPr>
+      </w:pPr>
+      <w:r>
+        <w:rPr>
+          <w:sz w:val="24"/>
+          <w:szCs w:val="24"/>
+        </w:rPr>
+        <w:lastRenderedPageBreak/>
+        <w:t>Trusted Official Resources</w:t>
       </w:r>
     </w:p>
     <w:p>
@@ -585,44 +1453,34 @@
           <w:numId w:val="4"/>
         </w:numPr>
         <w:pBdr>
-          <w:top w:space="0" w:sz="0" w:val="nil"/>
-          <w:left w:space="0" w:sz="0" w:val="nil"/>
-          <w:bottom w:space="0" w:sz="0" w:val="nil"/>
-          <w:right w:space="0" w:sz="0" w:val="nil"/>
-          <w:between w:space="0" w:sz="0" w:val="nil"/>
+          <w:top w:val="nil"/>
+          <w:left w:val="nil"/>
+          <w:bottom w:val="nil"/>
+          <w:right w:val="nil"/>
+          <w:between w:val="nil"/>
         </w:pBdr>
-        <w:shd w:fill="auto" w:val="clear"/>
-        <w:ind w:left="600" w:hanging="360"/>
-      </w:pPr>
-      <w:r>
-        <w:rPr>
-          <w:b w:val="1"/>
-          <w:bCs w:val="1"/>
-          <w:rtl w:val="0"/>
-        </w:rPr>
-        <w:t xml:space="preserve">General Oceanographic Invertebrate Data:</w:t>
-      </w:r>
-      <w:r>
-        <w:rPr>
-          <w:rtl w:val="0"/>
-        </w:rPr>
+      </w:pPr>
+      <w:r>
+        <w:rPr>
+          <w:b/>
+          <w:bCs/>
+        </w:rPr>
+        <w:t>General Oceanographic Invertebrate Data:</w:t>
+      </w:r>
+      <w:r>
         <w:t xml:space="preserve"> National Oceanic and Atmospheric Administration </w:t>
       </w:r>
       <w:hyperlink r:id="rId7">
         <w:r>
           <w:rPr>
-            <w:color w:val="0000ee"/>
+            <w:color w:val="0000EE"/>
             <w:u w:val="single"/>
-            <w:rtl w:val="0"/>
           </w:rPr>
-          <w:t xml:space="preserve">NOAA Ocean Facts</w:t>
+          <w:t>NOAA Ocean Facts</w:t>
         </w:r>
       </w:hyperlink>
       <w:r>
-        <w:rPr>
-          <w:rtl w:val="0"/>
-        </w:rPr>
-        <w:t xml:space="preserve">.</w:t>
+        <w:t>.</w:t>
       </w:r>
     </w:p>
     <w:p>
@@ -632,27 +1490,21 @@
           <w:numId w:val="4"/>
         </w:numPr>
         <w:pBdr>
-          <w:top w:space="0" w:sz="0" w:val="nil"/>
-          <w:left w:space="0" w:sz="0" w:val="nil"/>
-          <w:bottom w:space="0" w:sz="0" w:val="nil"/>
-          <w:right w:space="0" w:sz="0" w:val="nil"/>
-          <w:between w:space="0" w:sz="0" w:val="nil"/>
+          <w:top w:val="nil"/>
+          <w:left w:val="nil"/>
+          <w:bottom w:val="nil"/>
+          <w:right w:val="nil"/>
+          <w:between w:val="nil"/>
         </w:pBdr>
-        <w:shd w:fill="auto" w:val="clear"/>
-        <w:ind w:left="600" w:hanging="360"/>
-      </w:pPr>
-      <w:r>
-        <w:rPr>
-          <w:b w:val="1"/>
-          <w:bCs w:val="1"/>
-          <w:rtl w:val="0"/>
-        </w:rPr>
-        <w:t xml:space="preserve">Pre-Hospital Emergency Care Standards:</w:t>
-      </w:r>
-      <w:r>
-        <w:rPr>
-          <w:rtl w:val="0"/>
-        </w:rPr>
+      </w:pPr>
+      <w:r>
+        <w:rPr>
+          <w:b/>
+          <w:bCs/>
+        </w:rPr>
+        <w:t>Pre-Hospital Emergency Care Standards:</w:t>
+      </w:r>
+      <w:r>
         <w:t xml:space="preserve"> American Heart Association &amp; American Red Cross AHA/ARC First Aid Guidelines.</w:t>
       </w:r>
     </w:p>
@@ -663,120 +1515,143 @@
           <w:numId w:val="4"/>
         </w:numPr>
         <w:pBdr>
-          <w:top w:space="0" w:sz="0" w:val="nil"/>
-          <w:left w:space="0" w:sz="0" w:val="nil"/>
-          <w:bottom w:space="0" w:sz="0" w:val="nil"/>
-          <w:right w:space="0" w:sz="0" w:val="nil"/>
-          <w:between w:space="0" w:sz="0" w:val="nil"/>
+          <w:top w:val="nil"/>
+          <w:left w:val="nil"/>
+          <w:bottom w:val="nil"/>
+          <w:right w:val="nil"/>
+          <w:between w:val="nil"/>
         </w:pBdr>
-        <w:shd w:fill="auto" w:val="clear"/>
-        <w:ind w:left="600" w:hanging="360"/>
-      </w:pPr>
-      <w:r>
-        <w:rPr>
-          <w:b w:val="1"/>
-          <w:bCs w:val="1"/>
-          <w:rtl w:val="0"/>
-        </w:rPr>
-        <w:t xml:space="preserve">Clinical Soft-Tissue Trauma Imaging:</w:t>
-      </w:r>
-      <w:r>
-        <w:rPr>
-          <w:rtl w:val="0"/>
-        </w:rPr>
+      </w:pPr>
+      <w:r>
+        <w:rPr>
+          <w:b/>
+          <w:bCs/>
+        </w:rPr>
+        <w:t>Clinical Soft-Tissue Trauma Imaging:</w:t>
+      </w:r>
+      <w:r>
         <w:t xml:space="preserve"> American Academy of Family Physicians </w:t>
       </w:r>
       <w:hyperlink r:id="rId8">
         <w:r>
           <w:rPr>
-            <w:color w:val="0000ee"/>
+            <w:color w:val="0000EE"/>
             <w:u w:val="single"/>
-            <w:rtl w:val="0"/>
           </w:rPr>
-          <w:t xml:space="preserve">AAFP Diagnostic Radiography Insights</w:t>
+          <w:t>AAFP Diagnostic Radiography Insights</w:t>
         </w:r>
       </w:hyperlink>
       <w:r>
-        <w:rPr>
-          <w:rtl w:val="0"/>
-        </w:rPr>
-        <w:t xml:space="preserve">.</w:t>
-      </w:r>
-    </w:p>
+        <w:t>.</w:t>
+      </w:r>
+    </w:p>
+    <w:p/>
+    <w:p/>
+    <w:p/>
+    <w:p/>
+    <w:p/>
+    <w:p/>
+    <w:p/>
+    <w:p/>
+    <w:p/>
+    <w:p/>
+    <w:p/>
+    <w:p/>
+    <w:p/>
+    <w:p/>
+    <w:p/>
+    <w:p/>
+    <w:p/>
+    <w:p/>
+    <w:p/>
+    <w:p/>
+    <w:p/>
+    <w:p/>
+    <w:p/>
+    <w:p/>
+    <w:p/>
+    <w:p/>
+    <w:p/>
+    <w:p/>
+    <w:p/>
+    <w:p/>
+    <w:p/>
     <w:p>
       <w:pPr>
         <w:pBdr>
-          <w:top w:space="0" w:sz="0" w:val="nil"/>
-          <w:left w:space="0" w:sz="0" w:val="nil"/>
-          <w:bottom w:space="0" w:sz="0" w:val="nil"/>
-          <w:right w:space="0" w:sz="0" w:val="nil"/>
-          <w:between w:space="0" w:sz="0" w:val="nil"/>
+          <w:top w:val="nil"/>
+          <w:left w:val="nil"/>
+          <w:bottom w:val="nil"/>
+          <w:right w:val="nil"/>
+          <w:between w:val="nil"/>
         </w:pBdr>
-        <w:shd w:fill="auto" w:val="clear"/>
-        <w:spacing w:after="240" w:before="240" w:lineRule="auto"/>
-        <w:rPr/>
-      </w:pPr>
-      <w:r>
-        <w:pict>
-          <v:rect style="width:0.0pt;height:1.5pt" o:hr="t" o:hrstd="t" o:hralign="center" fillcolor="#A0A0A0" stroked="f"/>
+      </w:pPr>
+    </w:p>
+    <w:p>
+      <w:pPr>
+        <w:pBdr>
+          <w:top w:val="nil"/>
+          <w:left w:val="nil"/>
+          <w:bottom w:val="nil"/>
+          <w:right w:val="nil"/>
+          <w:between w:val="nil"/>
+        </w:pBdr>
+        <w:spacing w:before="240" w:after="240"/>
+      </w:pPr>
+      <w:r>
+        <w:pict w14:anchorId="68BDC923">
+          <v:rect id="_x0000_i1025" style="width:0;height:1.5pt" o:hralign="center" o:hrstd="t" o:hr="t" fillcolor="#a0a0a0" stroked="f"/>
         </w:pict>
       </w:r>
       <w:r>
-        <w:pict>
-          <v:rect style="width:0.0pt;height:1.5pt" o:hr="t" o:hrstd="t" o:hralign="center" fillcolor="#A0A0A0" stroked="f"/>
+        <w:pict w14:anchorId="0210AF60">
+          <v:rect id="_x0000_i1026" style="width:0;height:1.5pt" o:hralign="center" o:hrstd="t" o:hr="t" fillcolor="#a0a0a0" stroked="f"/>
         </w:pict>
       </w:r>
       <w:r>
         <w:rPr>
-          <w:b w:val="1"/>
-          <w:bCs w:val="1"/>
-          <w:rtl w:val="0"/>
-        </w:rPr>
-        <w:t xml:space="preserve">Medical Disclaimer:</w:t>
-      </w:r>
-      <w:r>
-        <w:rPr>
-          <w:rtl w:val="0"/>
-        </w:rPr>
+          <w:b/>
+          <w:bCs/>
+        </w:rPr>
+        <w:t>Medical Disclaimer:</w:t>
+      </w:r>
+      <w:r>
         <w:t xml:space="preserve"> This document contains theoretical and speculative modeling concepts derived from open-source repository frameworks for educational simulation and general reference purposes. It does not reflect verified human clinical pathology, standard emergency medical guidelines, or actionable medical advice. For real-world acute traumatic injuries, environmental exposures, or medical emergencies, immediately consult a licensed physician or activate local Emergency Medical Services (EMS).</w:t>
       </w:r>
     </w:p>
     <w:p>
       <w:pPr>
         <w:pBdr>
-          <w:top w:space="0" w:sz="0" w:val="nil"/>
-          <w:left w:space="0" w:sz="0" w:val="nil"/>
-          <w:bottom w:space="0" w:sz="0" w:val="nil"/>
-          <w:right w:space="0" w:sz="0" w:val="nil"/>
-          <w:between w:space="0" w:sz="0" w:val="nil"/>
+          <w:top w:val="nil"/>
+          <w:left w:val="nil"/>
+          <w:bottom w:val="nil"/>
+          <w:right w:val="nil"/>
+          <w:between w:val="nil"/>
         </w:pBdr>
-        <w:shd w:fill="auto" w:val="clear"/>
-        <w:spacing w:after="240" w:before="240" w:lineRule="auto"/>
-        <w:rPr/>
-      </w:pPr>
-      <w:r>
-        <w:pict>
-          <v:rect style="width:0.0pt;height:1.5pt" o:hr="t" o:hrstd="t" o:hralign="center" fillcolor="#A0A0A0" stroked="f"/>
+        <w:spacing w:before="240" w:after="240"/>
+      </w:pPr>
+      <w:r>
+        <w:pict w14:anchorId="644907EA">
+          <v:rect id="_x0000_i1027" style="width:0;height:1.5pt" o:hralign="center" o:hrstd="t" o:hr="t" fillcolor="#a0a0a0" stroked="f"/>
         </w:pict>
       </w:r>
-      <w:r>
-        <w:rPr>
-          <w:rtl w:val="0"/>
-        </w:rPr>
-      </w:r>
     </w:p>
     <w:sectPr>
-      <w:pgSz w:h="15840" w:w="12240" w:orient="portrait"/>
-      <w:pgMar w:bottom="1440" w:top="1440" w:left="1440" w:right="1440" w:header="0" w:footer="720"/>
+      <w:pgSz w:w="12240" w:h="15840"/>
+      <w:pgMar w:top="1440" w:right="1440" w:bottom="1440" w:left="1440" w:header="0" w:footer="720" w:gutter="0"/>
       <w:pgNumType w:start="1"/>
+      <w:cols w:space="720"/>
     </w:sectPr>
   </w:body>
 </w:document>
 </file>
 
 <file path=word/numbering.xml><?xml version="1.0" encoding="utf-8"?>
-<w:numbering xmlns:mc="http://schemas.openxmlformats.org/markup-compatibility/2006" xmlns:o="urn:schemas-microsoft-com:office:office" xmlns:r="http://schemas.openxmlformats.org/officeDocument/2006/relationships" xmlns:m="http://schemas.openxmlformats.org/officeDocument/2006/math" xmlns:v="urn:schemas-microsoft-com:vml" xmlns:wp="http://schemas.openxmlformats.org/drawingml/2006/wordprocessingDrawing" xmlns:w10="urn:schemas-microsoft-com:office:word" xmlns:w="http://schemas.openxmlformats.org/wordprocessingml/2006/main" xmlns:wne="http://schemas.microsoft.com/office/word/2006/wordml" xmlns:sl="http://schemas.openxmlformats.org/schemaLibrary/2006/main" xmlns:a="http://schemas.openxmlformats.org/drawingml/2006/main" xmlns:pic="http://schemas.openxmlformats.org/drawingml/2006/picture" xmlns:c="http://schemas.openxmlformats.org/drawingml/2006/chart" xmlns:lc="http://schemas.openxmlformats.org/drawingml/2006/lockedCanvas" xmlns:dgm="http://schemas.openxmlformats.org/drawingml/2006/diagram" xmlns:wps="http://schemas.microsoft.com/office/word/2010/wordprocessingShape" xmlns:wpg="http://schemas.microsoft.com/office/word/2010/wordprocessingGroup" xmlns:w14="http://schemas.microsoft.com/office/word/2010/wordml" xmlns:w15="http://schemas.microsoft.com/office/word/2012/wordml" xmlns:w16="http://schemas.microsoft.com/office/word/2018/wordml" xmlns:w16cex="http://schemas.microsoft.com/office/word/2018/wordml/cex" xmlns:w16cid="http://schemas.microsoft.com/office/word/2016/wordml/cid" xmlns="http://schemas.microsoft.com/office/tasks/2019/documenttasks" xmlns:cr="http://schemas.microsoft.com/office/comments/2020/reactions">
-  <w:abstractNum w:abstractNumId="1">
+<w:numbering xmlns:wpc="http://schemas.microsoft.com/office/word/2010/wordprocessingCanvas" xmlns:cx="http://schemas.microsoft.com/office/drawing/2014/chartex" xmlns:cx1="http://schemas.microsoft.com/office/drawing/2015/9/8/chartex" xmlns:cx2="http://schemas.microsoft.com/office/drawing/2015/10/21/chartex" xmlns:cx3="http://schemas.microsoft.com/office/drawing/2016/5/9/chartex" xmlns:cx4="http://schemas.microsoft.com/office/drawing/2016/5/10/chartex" xmlns:cx5="http://schemas.microsoft.com/office/drawing/2016/5/11/chartex" xmlns:cx6="http://schemas.microsoft.com/office/drawing/2016/5/12/chartex" xmlns:cx7="http://schemas.microsoft.com/office/drawing/2016/5/13/chartex" xmlns:cx8="http://schemas.microsoft.com/office/drawing/2016/5/14/chartex" xmlns:mc="http://schemas.openxmlformats.org/markup-compatibility/2006" xmlns:aink="http://schemas.microsoft.com/office/drawing/2016/ink" xmlns:am3d="http://schemas.microsoft.com/office/drawing/2017/model3d" xmlns:o="urn:schemas-microsoft-com:office:office" xmlns:oel="http://schemas.microsoft.com/office/2019/extlst" xmlns:r="http://schemas.openxmlformats.org/officeDocument/2006/relationships" xmlns:m="http://schemas.openxmlformats.org/officeDocument/2006/math" xmlns:v="urn:schemas-microsoft-com:vml" xmlns:wp14="http://schemas.microsoft.com/office/word/2010/wordprocessingDrawing" xmlns:wp="http://schemas.openxmlformats.org/drawingml/2006/wordprocessingDrawing" xmlns:w10="urn:schemas-microsoft-com:office:word" xmlns:w="http://schemas.openxmlformats.org/wordprocessingml/2006/main" xmlns:w14="http://schemas.microsoft.com/office/word/2010/wordml" xmlns:w15="http://schemas.microsoft.com/office/word/2012/wordml" xmlns:w16cex="http://schemas.microsoft.com/office/word/2018/wordml/cex" xmlns:w16cid="http://schemas.microsoft.com/office/word/2016/wordml/cid" xmlns:w16="http://schemas.microsoft.com/office/word/2018/wordml" xmlns:w16du="http://schemas.microsoft.com/office/word/2023/wordml/word16du" xmlns:w16sdtdh="http://schemas.microsoft.com/office/word/2020/wordml/sdtdatahash" xmlns:w16sdtfl="http://schemas.microsoft.com/office/word/2024/wordml/sdtformatlock" xmlns:w16se="http://schemas.microsoft.com/office/word/2015/wordml/symex" xmlns:wpg="http://schemas.microsoft.com/office/word/2010/wordprocessingGroup" xmlns:wpi="http://schemas.microsoft.com/office/word/2010/wordprocessingInk" xmlns:wne="http://schemas.microsoft.com/office/word/2006/wordml" xmlns:wps="http://schemas.microsoft.com/office/word/2010/wordprocessingShape" mc:Ignorable="w14 w15 w16se w16cid w16 w16cex w16sdtdh w16sdtfl w16du wp14">
+  <w:abstractNum w:abstractNumId="0" w15:restartNumberingAfterBreak="0">
+    <w:nsid w:val="14A2475C"/>
+    <w:multiLevelType w:val="multilevel"/>
+    <w:tmpl w:val="C33EC75E"/>
     <w:lvl w:ilvl="0">
       <w:start w:val="1"/>
       <w:numFmt w:val="bullet"/>
@@ -786,7 +1661,7 @@
         <w:ind w:left="600" w:hanging="360"/>
       </w:pPr>
       <w:rPr>
-        <w:rFonts w:ascii="Arial" w:cs="Arial" w:eastAsia="Arial" w:hAnsi="Arial"/>
+        <w:rFonts w:ascii="Arial" w:eastAsia="Arial" w:hAnsi="Arial" w:cs="Arial"/>
         <w:b w:val="0"/>
         <w:bCs w:val="0"/>
         <w:i w:val="0"/>
@@ -797,7 +1672,7 @@
         <w:sz w:val="22"/>
         <w:szCs w:val="22"/>
         <w:u w:val="none"/>
-        <w:shd w:fill="auto" w:val="clear"/>
+        <w:shd w:val="clear" w:color="auto" w:fill="auto"/>
         <w:vertAlign w:val="baseline"/>
       </w:rPr>
     </w:lvl>
@@ -810,7 +1685,7 @@
         <w:ind w:left="1440" w:hanging="360"/>
       </w:pPr>
       <w:rPr>
-        <w:rFonts w:ascii="Arial" w:cs="Arial" w:eastAsia="Arial" w:hAnsi="Arial"/>
+        <w:rFonts w:ascii="Arial" w:eastAsia="Arial" w:hAnsi="Arial" w:cs="Arial"/>
         <w:b w:val="0"/>
         <w:bCs w:val="0"/>
         <w:i w:val="0"/>
@@ -821,7 +1696,7 @@
         <w:sz w:val="22"/>
         <w:szCs w:val="22"/>
         <w:u w:val="none"/>
-        <w:shd w:fill="auto" w:val="clear"/>
+        <w:shd w:val="clear" w:color="auto" w:fill="auto"/>
         <w:vertAlign w:val="baseline"/>
       </w:rPr>
     </w:lvl>
@@ -834,7 +1709,7 @@
         <w:ind w:left="2160" w:hanging="360"/>
       </w:pPr>
       <w:rPr>
-        <w:rFonts w:ascii="Arial" w:cs="Arial" w:eastAsia="Arial" w:hAnsi="Arial"/>
+        <w:rFonts w:ascii="Arial" w:eastAsia="Arial" w:hAnsi="Arial" w:cs="Arial"/>
         <w:b w:val="0"/>
         <w:bCs w:val="0"/>
         <w:i w:val="0"/>
@@ -845,7 +1720,7 @@
         <w:sz w:val="22"/>
         <w:szCs w:val="22"/>
         <w:u w:val="none"/>
-        <w:shd w:fill="auto" w:val="clear"/>
+        <w:shd w:val="clear" w:color="auto" w:fill="auto"/>
         <w:vertAlign w:val="baseline"/>
       </w:rPr>
     </w:lvl>
@@ -858,7 +1733,7 @@
         <w:ind w:left="2880" w:hanging="360"/>
       </w:pPr>
       <w:rPr>
-        <w:rFonts w:ascii="Arial" w:cs="Arial" w:eastAsia="Arial" w:hAnsi="Arial"/>
+        <w:rFonts w:ascii="Arial" w:eastAsia="Arial" w:hAnsi="Arial" w:cs="Arial"/>
         <w:b w:val="0"/>
         <w:bCs w:val="0"/>
         <w:i w:val="0"/>
@@ -869,7 +1744,7 @@
         <w:sz w:val="22"/>
         <w:szCs w:val="22"/>
         <w:u w:val="none"/>
-        <w:shd w:fill="auto" w:val="clear"/>
+        <w:shd w:val="clear" w:color="auto" w:fill="auto"/>
         <w:vertAlign w:val="baseline"/>
       </w:rPr>
     </w:lvl>
@@ -882,7 +1757,7 @@
         <w:ind w:left="3600" w:hanging="360"/>
       </w:pPr>
       <w:rPr>
-        <w:rFonts w:ascii="Arial" w:cs="Arial" w:eastAsia="Arial" w:hAnsi="Arial"/>
+        <w:rFonts w:ascii="Arial" w:eastAsia="Arial" w:hAnsi="Arial" w:cs="Arial"/>
         <w:b w:val="0"/>
         <w:bCs w:val="0"/>
         <w:i w:val="0"/>
@@ -893,7 +1768,7 @@
         <w:sz w:val="22"/>
         <w:szCs w:val="22"/>
         <w:u w:val="none"/>
-        <w:shd w:fill="auto" w:val="clear"/>
+        <w:shd w:val="clear" w:color="auto" w:fill="auto"/>
         <w:vertAlign w:val="baseline"/>
       </w:rPr>
     </w:lvl>
@@ -906,7 +1781,7 @@
         <w:ind w:left="4320" w:hanging="360"/>
       </w:pPr>
       <w:rPr>
-        <w:rFonts w:ascii="Arial" w:cs="Arial" w:eastAsia="Arial" w:hAnsi="Arial"/>
+        <w:rFonts w:ascii="Arial" w:eastAsia="Arial" w:hAnsi="Arial" w:cs="Arial"/>
         <w:b w:val="0"/>
         <w:bCs w:val="0"/>
         <w:i w:val="0"/>
@@ -917,7 +1792,7 @@
         <w:sz w:val="22"/>
         <w:szCs w:val="22"/>
         <w:u w:val="none"/>
-        <w:shd w:fill="auto" w:val="clear"/>
+        <w:shd w:val="clear" w:color="auto" w:fill="auto"/>
         <w:vertAlign w:val="baseline"/>
       </w:rPr>
     </w:lvl>
@@ -930,7 +1805,7 @@
         <w:ind w:left="5040" w:hanging="360"/>
       </w:pPr>
       <w:rPr>
-        <w:rFonts w:ascii="Arial" w:cs="Arial" w:eastAsia="Arial" w:hAnsi="Arial"/>
+        <w:rFonts w:ascii="Arial" w:eastAsia="Arial" w:hAnsi="Arial" w:cs="Arial"/>
         <w:b w:val="0"/>
         <w:bCs w:val="0"/>
         <w:i w:val="0"/>
@@ -941,7 +1816,7 @@
         <w:sz w:val="22"/>
         <w:szCs w:val="22"/>
         <w:u w:val="none"/>
-        <w:shd w:fill="auto" w:val="clear"/>
+        <w:shd w:val="clear" w:color="auto" w:fill="auto"/>
         <w:vertAlign w:val="baseline"/>
       </w:rPr>
     </w:lvl>
@@ -954,7 +1829,7 @@
         <w:ind w:left="5760" w:hanging="360"/>
       </w:pPr>
       <w:rPr>
-        <w:rFonts w:ascii="Arial" w:cs="Arial" w:eastAsia="Arial" w:hAnsi="Arial"/>
+        <w:rFonts w:ascii="Arial" w:eastAsia="Arial" w:hAnsi="Arial" w:cs="Arial"/>
         <w:b w:val="0"/>
         <w:bCs w:val="0"/>
         <w:i w:val="0"/>
@@ -965,7 +1840,7 @@
         <w:sz w:val="22"/>
         <w:szCs w:val="22"/>
         <w:u w:val="none"/>
-        <w:shd w:fill="auto" w:val="clear"/>
+        <w:shd w:val="clear" w:color="auto" w:fill="auto"/>
         <w:vertAlign w:val="baseline"/>
       </w:rPr>
     </w:lvl>
@@ -978,7 +1853,7 @@
         <w:ind w:left="6480" w:hanging="360"/>
       </w:pPr>
       <w:rPr>
-        <w:rFonts w:ascii="Arial" w:cs="Arial" w:eastAsia="Arial" w:hAnsi="Arial"/>
+        <w:rFonts w:ascii="Arial" w:eastAsia="Arial" w:hAnsi="Arial" w:cs="Arial"/>
         <w:b w:val="0"/>
         <w:bCs w:val="0"/>
         <w:i w:val="0"/>
@@ -989,12 +1864,15 @@
         <w:sz w:val="22"/>
         <w:szCs w:val="22"/>
         <w:u w:val="none"/>
-        <w:shd w:fill="auto" w:val="clear"/>
+        <w:shd w:val="clear" w:color="auto" w:fill="auto"/>
         <w:vertAlign w:val="baseline"/>
       </w:rPr>
     </w:lvl>
   </w:abstractNum>
-  <w:abstractNum w:abstractNumId="2">
+  <w:abstractNum w:abstractNumId="1" w15:restartNumberingAfterBreak="0">
+    <w:nsid w:val="23D84F37"/>
+    <w:multiLevelType w:val="multilevel"/>
+    <w:tmpl w:val="82DCD858"/>
     <w:lvl w:ilvl="0">
       <w:start w:val="1"/>
       <w:numFmt w:val="bullet"/>
@@ -1004,7 +1882,7 @@
         <w:ind w:left="600" w:hanging="360"/>
       </w:pPr>
       <w:rPr>
-        <w:rFonts w:ascii="Arial" w:cs="Arial" w:eastAsia="Arial" w:hAnsi="Arial"/>
+        <w:rFonts w:ascii="Arial" w:eastAsia="Arial" w:hAnsi="Arial" w:cs="Arial"/>
         <w:b w:val="0"/>
         <w:bCs w:val="0"/>
         <w:i w:val="0"/>
@@ -1015,7 +1893,7 @@
         <w:sz w:val="22"/>
         <w:szCs w:val="22"/>
         <w:u w:val="none"/>
-        <w:shd w:fill="auto" w:val="clear"/>
+        <w:shd w:val="clear" w:color="auto" w:fill="auto"/>
         <w:vertAlign w:val="baseline"/>
       </w:rPr>
     </w:lvl>
@@ -1028,7 +1906,7 @@
         <w:ind w:left="1440" w:hanging="360"/>
       </w:pPr>
       <w:rPr>
-        <w:rFonts w:ascii="Arial" w:cs="Arial" w:eastAsia="Arial" w:hAnsi="Arial"/>
+        <w:rFonts w:ascii="Arial" w:eastAsia="Arial" w:hAnsi="Arial" w:cs="Arial"/>
         <w:b w:val="0"/>
         <w:bCs w:val="0"/>
         <w:i w:val="0"/>
@@ -1039,7 +1917,7 @@
         <w:sz w:val="22"/>
         <w:szCs w:val="22"/>
         <w:u w:val="none"/>
-        <w:shd w:fill="auto" w:val="clear"/>
+        <w:shd w:val="clear" w:color="auto" w:fill="auto"/>
         <w:vertAlign w:val="baseline"/>
       </w:rPr>
     </w:lvl>
@@ -1052,7 +1930,7 @@
         <w:ind w:left="2160" w:hanging="360"/>
       </w:pPr>
       <w:rPr>
-        <w:rFonts w:ascii="Arial" w:cs="Arial" w:eastAsia="Arial" w:hAnsi="Arial"/>
+        <w:rFonts w:ascii="Arial" w:eastAsia="Arial" w:hAnsi="Arial" w:cs="Arial"/>
         <w:b w:val="0"/>
         <w:bCs w:val="0"/>
         <w:i w:val="0"/>
@@ -1063,7 +1941,7 @@
         <w:sz w:val="22"/>
         <w:szCs w:val="22"/>
         <w:u w:val="none"/>
-        <w:shd w:fill="auto" w:val="clear"/>
+        <w:shd w:val="clear" w:color="auto" w:fill="auto"/>
         <w:vertAlign w:val="baseline"/>
       </w:rPr>
     </w:lvl>
@@ -1076,7 +1954,7 @@
         <w:ind w:left="2880" w:hanging="360"/>
       </w:pPr>
       <w:rPr>
-        <w:rFonts w:ascii="Arial" w:cs="Arial" w:eastAsia="Arial" w:hAnsi="Arial"/>
+        <w:rFonts w:ascii="Arial" w:eastAsia="Arial" w:hAnsi="Arial" w:cs="Arial"/>
         <w:b w:val="0"/>
         <w:bCs w:val="0"/>
         <w:i w:val="0"/>
@@ -1087,7 +1965,7 @@
         <w:sz w:val="22"/>
         <w:szCs w:val="22"/>
         <w:u w:val="none"/>
-        <w:shd w:fill="auto" w:val="clear"/>
+        <w:shd w:val="clear" w:color="auto" w:fill="auto"/>
         <w:vertAlign w:val="baseline"/>
       </w:rPr>
     </w:lvl>
@@ -1100,7 +1978,7 @@
         <w:ind w:left="3600" w:hanging="360"/>
       </w:pPr>
       <w:rPr>
-        <w:rFonts w:ascii="Arial" w:cs="Arial" w:eastAsia="Arial" w:hAnsi="Arial"/>
+        <w:rFonts w:ascii="Arial" w:eastAsia="Arial" w:hAnsi="Arial" w:cs="Arial"/>
         <w:b w:val="0"/>
         <w:bCs w:val="0"/>
         <w:i w:val="0"/>
@@ -1111,7 +1989,7 @@
         <w:sz w:val="22"/>
         <w:szCs w:val="22"/>
         <w:u w:val="none"/>
-        <w:shd w:fill="auto" w:val="clear"/>
+        <w:shd w:val="clear" w:color="auto" w:fill="auto"/>
         <w:vertAlign w:val="baseline"/>
       </w:rPr>
     </w:lvl>
@@ -1124,7 +2002,7 @@
         <w:ind w:left="4320" w:hanging="360"/>
       </w:pPr>
       <w:rPr>
-        <w:rFonts w:ascii="Arial" w:cs="Arial" w:eastAsia="Arial" w:hAnsi="Arial"/>
+        <w:rFonts w:ascii="Arial" w:eastAsia="Arial" w:hAnsi="Arial" w:cs="Arial"/>
         <w:b w:val="0"/>
         <w:bCs w:val="0"/>
         <w:i w:val="0"/>
@@ -1135,7 +2013,7 @@
         <w:sz w:val="22"/>
         <w:szCs w:val="22"/>
         <w:u w:val="none"/>
-        <w:shd w:fill="auto" w:val="clear"/>
+        <w:shd w:val="clear" w:color="auto" w:fill="auto"/>
         <w:vertAlign w:val="baseline"/>
       </w:rPr>
     </w:lvl>
@@ -1148,7 +2026,7 @@
         <w:ind w:left="5040" w:hanging="360"/>
       </w:pPr>
       <w:rPr>
-        <w:rFonts w:ascii="Arial" w:cs="Arial" w:eastAsia="Arial" w:hAnsi="Arial"/>
+        <w:rFonts w:ascii="Arial" w:eastAsia="Arial" w:hAnsi="Arial" w:cs="Arial"/>
         <w:b w:val="0"/>
         <w:bCs w:val="0"/>
         <w:i w:val="0"/>
@@ -1159,7 +2037,7 @@
         <w:sz w:val="22"/>
         <w:szCs w:val="22"/>
         <w:u w:val="none"/>
-        <w:shd w:fill="auto" w:val="clear"/>
+        <w:shd w:val="clear" w:color="auto" w:fill="auto"/>
         <w:vertAlign w:val="baseline"/>
       </w:rPr>
     </w:lvl>
@@ -1172,7 +2050,7 @@
         <w:ind w:left="5760" w:hanging="360"/>
       </w:pPr>
       <w:rPr>
-        <w:rFonts w:ascii="Arial" w:cs="Arial" w:eastAsia="Arial" w:hAnsi="Arial"/>
+        <w:rFonts w:ascii="Arial" w:eastAsia="Arial" w:hAnsi="Arial" w:cs="Arial"/>
         <w:b w:val="0"/>
         <w:bCs w:val="0"/>
         <w:i w:val="0"/>
@@ -1183,7 +2061,7 @@
         <w:sz w:val="22"/>
         <w:szCs w:val="22"/>
         <w:u w:val="none"/>
-        <w:shd w:fill="auto" w:val="clear"/>
+        <w:shd w:val="clear" w:color="auto" w:fill="auto"/>
         <w:vertAlign w:val="baseline"/>
       </w:rPr>
     </w:lvl>
@@ -1196,7 +2074,7 @@
         <w:ind w:left="6480" w:hanging="360"/>
       </w:pPr>
       <w:rPr>
-        <w:rFonts w:ascii="Arial" w:cs="Arial" w:eastAsia="Arial" w:hAnsi="Arial"/>
+        <w:rFonts w:ascii="Arial" w:eastAsia="Arial" w:hAnsi="Arial" w:cs="Arial"/>
         <w:b w:val="0"/>
         <w:bCs w:val="0"/>
         <w:i w:val="0"/>
@@ -1207,12 +2085,15 @@
         <w:sz w:val="22"/>
         <w:szCs w:val="22"/>
         <w:u w:val="none"/>
-        <w:shd w:fill="auto" w:val="clear"/>
+        <w:shd w:val="clear" w:color="auto" w:fill="auto"/>
         <w:vertAlign w:val="baseline"/>
       </w:rPr>
     </w:lvl>
   </w:abstractNum>
-  <w:abstractNum w:abstractNumId="3">
+  <w:abstractNum w:abstractNumId="2" w15:restartNumberingAfterBreak="0">
+    <w:nsid w:val="27146170"/>
+    <w:multiLevelType w:val="multilevel"/>
+    <w:tmpl w:val="AB36CFFC"/>
     <w:lvl w:ilvl="0">
       <w:start w:val="1"/>
       <w:numFmt w:val="bullet"/>
@@ -1222,7 +2103,7 @@
         <w:ind w:left="600" w:hanging="360"/>
       </w:pPr>
       <w:rPr>
-        <w:rFonts w:ascii="Arial" w:cs="Arial" w:eastAsia="Arial" w:hAnsi="Arial"/>
+        <w:rFonts w:ascii="Arial" w:eastAsia="Arial" w:hAnsi="Arial" w:cs="Arial"/>
         <w:b w:val="0"/>
         <w:bCs w:val="0"/>
         <w:i w:val="0"/>
@@ -1233,7 +2114,7 @@
         <w:sz w:val="22"/>
         <w:szCs w:val="22"/>
         <w:u w:val="none"/>
-        <w:shd w:fill="auto" w:val="clear"/>
+        <w:shd w:val="clear" w:color="auto" w:fill="auto"/>
         <w:vertAlign w:val="baseline"/>
       </w:rPr>
     </w:lvl>
@@ -1246,7 +2127,7 @@
         <w:ind w:left="1440" w:hanging="360"/>
       </w:pPr>
       <w:rPr>
-        <w:rFonts w:ascii="Arial" w:cs="Arial" w:eastAsia="Arial" w:hAnsi="Arial"/>
+        <w:rFonts w:ascii="Arial" w:eastAsia="Arial" w:hAnsi="Arial" w:cs="Arial"/>
         <w:b w:val="0"/>
         <w:bCs w:val="0"/>
         <w:i w:val="0"/>
@@ -1257,7 +2138,7 @@
         <w:sz w:val="22"/>
         <w:szCs w:val="22"/>
         <w:u w:val="none"/>
-        <w:shd w:fill="auto" w:val="clear"/>
+        <w:shd w:val="clear" w:color="auto" w:fill="auto"/>
         <w:vertAlign w:val="baseline"/>
       </w:rPr>
     </w:lvl>
@@ -1270,7 +2151,7 @@
         <w:ind w:left="2160" w:hanging="360"/>
       </w:pPr>
       <w:rPr>
-        <w:rFonts w:ascii="Arial" w:cs="Arial" w:eastAsia="Arial" w:hAnsi="Arial"/>
+        <w:rFonts w:ascii="Arial" w:eastAsia="Arial" w:hAnsi="Arial" w:cs="Arial"/>
         <w:b w:val="0"/>
         <w:bCs w:val="0"/>
         <w:i w:val="0"/>
@@ -1281,7 +2162,7 @@
         <w:sz w:val="22"/>
         <w:szCs w:val="22"/>
         <w:u w:val="none"/>
-        <w:shd w:fill="auto" w:val="clear"/>
+        <w:shd w:val="clear" w:color="auto" w:fill="auto"/>
         <w:vertAlign w:val="baseline"/>
       </w:rPr>
     </w:lvl>
@@ -1294,7 +2175,7 @@
         <w:ind w:left="2880" w:hanging="360"/>
       </w:pPr>
       <w:rPr>
-        <w:rFonts w:ascii="Arial" w:cs="Arial" w:eastAsia="Arial" w:hAnsi="Arial"/>
+        <w:rFonts w:ascii="Arial" w:eastAsia="Arial" w:hAnsi="Arial" w:cs="Arial"/>
         <w:b w:val="0"/>
         <w:bCs w:val="0"/>
         <w:i w:val="0"/>
@@ -1305,7 +2186,7 @@
         <w:sz w:val="22"/>
         <w:szCs w:val="22"/>
         <w:u w:val="none"/>
-        <w:shd w:fill="auto" w:val="clear"/>
+        <w:shd w:val="clear" w:color="auto" w:fill="auto"/>
         <w:vertAlign w:val="baseline"/>
       </w:rPr>
     </w:lvl>
@@ -1318,7 +2199,7 @@
         <w:ind w:left="3600" w:hanging="360"/>
       </w:pPr>
       <w:rPr>
-        <w:rFonts w:ascii="Arial" w:cs="Arial" w:eastAsia="Arial" w:hAnsi="Arial"/>
+        <w:rFonts w:ascii="Arial" w:eastAsia="Arial" w:hAnsi="Arial" w:cs="Arial"/>
         <w:b w:val="0"/>
         <w:bCs w:val="0"/>
         <w:i w:val="0"/>
@@ -1329,7 +2210,7 @@
         <w:sz w:val="22"/>
         <w:szCs w:val="22"/>
         <w:u w:val="none"/>
-        <w:shd w:fill="auto" w:val="clear"/>
+        <w:shd w:val="clear" w:color="auto" w:fill="auto"/>
         <w:vertAlign w:val="baseline"/>
       </w:rPr>
     </w:lvl>
@@ -1342,7 +2223,7 @@
         <w:ind w:left="4320" w:hanging="360"/>
       </w:pPr>
       <w:rPr>
-        <w:rFonts w:ascii="Arial" w:cs="Arial" w:eastAsia="Arial" w:hAnsi="Arial"/>
+        <w:rFonts w:ascii="Arial" w:eastAsia="Arial" w:hAnsi="Arial" w:cs="Arial"/>
         <w:b w:val="0"/>
         <w:bCs w:val="0"/>
         <w:i w:val="0"/>
@@ -1353,7 +2234,7 @@
         <w:sz w:val="22"/>
         <w:szCs w:val="22"/>
         <w:u w:val="none"/>
-        <w:shd w:fill="auto" w:val="clear"/>
+        <w:shd w:val="clear" w:color="auto" w:fill="auto"/>
         <w:vertAlign w:val="baseline"/>
       </w:rPr>
     </w:lvl>
@@ -1366,7 +2247,7 @@
         <w:ind w:left="5040" w:hanging="360"/>
       </w:pPr>
       <w:rPr>
-        <w:rFonts w:ascii="Arial" w:cs="Arial" w:eastAsia="Arial" w:hAnsi="Arial"/>
+        <w:rFonts w:ascii="Arial" w:eastAsia="Arial" w:hAnsi="Arial" w:cs="Arial"/>
         <w:b w:val="0"/>
         <w:bCs w:val="0"/>
         <w:i w:val="0"/>
@@ -1377,7 +2258,7 @@
         <w:sz w:val="22"/>
         <w:szCs w:val="22"/>
         <w:u w:val="none"/>
-        <w:shd w:fill="auto" w:val="clear"/>
+        <w:shd w:val="clear" w:color="auto" w:fill="auto"/>
         <w:vertAlign w:val="baseline"/>
       </w:rPr>
     </w:lvl>
@@ -1390,7 +2271,7 @@
         <w:ind w:left="5760" w:hanging="360"/>
       </w:pPr>
       <w:rPr>
-        <w:rFonts w:ascii="Arial" w:cs="Arial" w:eastAsia="Arial" w:hAnsi="Arial"/>
+        <w:rFonts w:ascii="Arial" w:eastAsia="Arial" w:hAnsi="Arial" w:cs="Arial"/>
         <w:b w:val="0"/>
         <w:bCs w:val="0"/>
         <w:i w:val="0"/>
@@ -1401,7 +2282,7 @@
         <w:sz w:val="22"/>
         <w:szCs w:val="22"/>
         <w:u w:val="none"/>
-        <w:shd w:fill="auto" w:val="clear"/>
+        <w:shd w:val="clear" w:color="auto" w:fill="auto"/>
         <w:vertAlign w:val="baseline"/>
       </w:rPr>
     </w:lvl>
@@ -1414,7 +2295,7 @@
         <w:ind w:left="6480" w:hanging="360"/>
       </w:pPr>
       <w:rPr>
-        <w:rFonts w:ascii="Arial" w:cs="Arial" w:eastAsia="Arial" w:hAnsi="Arial"/>
+        <w:rFonts w:ascii="Arial" w:eastAsia="Arial" w:hAnsi="Arial" w:cs="Arial"/>
         <w:b w:val="0"/>
         <w:bCs w:val="0"/>
         <w:i w:val="0"/>
@@ -1425,12 +2306,15 @@
         <w:sz w:val="22"/>
         <w:szCs w:val="22"/>
         <w:u w:val="none"/>
-        <w:shd w:fill="auto" w:val="clear"/>
+        <w:shd w:val="clear" w:color="auto" w:fill="auto"/>
         <w:vertAlign w:val="baseline"/>
       </w:rPr>
     </w:lvl>
   </w:abstractNum>
-  <w:abstractNum w:abstractNumId="4">
+  <w:abstractNum w:abstractNumId="3" w15:restartNumberingAfterBreak="0">
+    <w:nsid w:val="536F1105"/>
+    <w:multiLevelType w:val="multilevel"/>
+    <w:tmpl w:val="2682AB70"/>
     <w:lvl w:ilvl="0">
       <w:start w:val="1"/>
       <w:numFmt w:val="bullet"/>
@@ -1440,7 +2324,7 @@
         <w:ind w:left="600" w:hanging="360"/>
       </w:pPr>
       <w:rPr>
-        <w:rFonts w:ascii="Arial" w:cs="Arial" w:eastAsia="Arial" w:hAnsi="Arial"/>
+        <w:rFonts w:ascii="Arial" w:eastAsia="Arial" w:hAnsi="Arial" w:cs="Arial"/>
         <w:b w:val="0"/>
         <w:bCs w:val="0"/>
         <w:i w:val="0"/>
@@ -1451,7 +2335,7 @@
         <w:sz w:val="22"/>
         <w:szCs w:val="22"/>
         <w:u w:val="none"/>
-        <w:shd w:fill="auto" w:val="clear"/>
+        <w:shd w:val="clear" w:color="auto" w:fill="auto"/>
         <w:vertAlign w:val="baseline"/>
       </w:rPr>
     </w:lvl>
@@ -1464,7 +2348,7 @@
         <w:ind w:left="1440" w:hanging="360"/>
       </w:pPr>
       <w:rPr>
-        <w:rFonts w:ascii="Arial" w:cs="Arial" w:eastAsia="Arial" w:hAnsi="Arial"/>
+        <w:rFonts w:ascii="Arial" w:eastAsia="Arial" w:hAnsi="Arial" w:cs="Arial"/>
         <w:b w:val="0"/>
         <w:bCs w:val="0"/>
         <w:i w:val="0"/>
@@ -1475,7 +2359,7 @@
         <w:sz w:val="22"/>
         <w:szCs w:val="22"/>
         <w:u w:val="none"/>
-        <w:shd w:fill="auto" w:val="clear"/>
+        <w:shd w:val="clear" w:color="auto" w:fill="auto"/>
         <w:vertAlign w:val="baseline"/>
       </w:rPr>
     </w:lvl>
@@ -1488,7 +2372,7 @@
         <w:ind w:left="2160" w:hanging="360"/>
       </w:pPr>
       <w:rPr>
-        <w:rFonts w:ascii="Arial" w:cs="Arial" w:eastAsia="Arial" w:hAnsi="Arial"/>
+        <w:rFonts w:ascii="Arial" w:eastAsia="Arial" w:hAnsi="Arial" w:cs="Arial"/>
         <w:b w:val="0"/>
         <w:bCs w:val="0"/>
         <w:i w:val="0"/>
@@ -1499,7 +2383,7 @@
         <w:sz w:val="22"/>
         <w:szCs w:val="22"/>
         <w:u w:val="none"/>
-        <w:shd w:fill="auto" w:val="clear"/>
+        <w:shd w:val="clear" w:color="auto" w:fill="auto"/>
         <w:vertAlign w:val="baseline"/>
       </w:rPr>
     </w:lvl>
@@ -1512,7 +2396,7 @@
         <w:ind w:left="2880" w:hanging="360"/>
       </w:pPr>
       <w:rPr>
-        <w:rFonts w:ascii="Arial" w:cs="Arial" w:eastAsia="Arial" w:hAnsi="Arial"/>
+        <w:rFonts w:ascii="Arial" w:eastAsia="Arial" w:hAnsi="Arial" w:cs="Arial"/>
         <w:b w:val="0"/>
         <w:bCs w:val="0"/>
         <w:i w:val="0"/>
@@ -1523,7 +2407,7 @@
         <w:sz w:val="22"/>
         <w:szCs w:val="22"/>
         <w:u w:val="none"/>
-        <w:shd w:fill="auto" w:val="clear"/>
+        <w:shd w:val="clear" w:color="auto" w:fill="auto"/>
         <w:vertAlign w:val="baseline"/>
       </w:rPr>
     </w:lvl>
@@ -1536,7 +2420,7 @@
         <w:ind w:left="3600" w:hanging="360"/>
       </w:pPr>
       <w:rPr>
-        <w:rFonts w:ascii="Arial" w:cs="Arial" w:eastAsia="Arial" w:hAnsi="Arial"/>
+        <w:rFonts w:ascii="Arial" w:eastAsia="Arial" w:hAnsi="Arial" w:cs="Arial"/>
         <w:b w:val="0"/>
         <w:bCs w:val="0"/>
         <w:i w:val="0"/>
@@ -1547,7 +2431,7 @@
         <w:sz w:val="22"/>
         <w:szCs w:val="22"/>
         <w:u w:val="none"/>
-        <w:shd w:fill="auto" w:val="clear"/>
+        <w:shd w:val="clear" w:color="auto" w:fill="auto"/>
         <w:vertAlign w:val="baseline"/>
       </w:rPr>
     </w:lvl>
@@ -1560,7 +2444,7 @@
         <w:ind w:left="4320" w:hanging="360"/>
       </w:pPr>
       <w:rPr>
-        <w:rFonts w:ascii="Arial" w:cs="Arial" w:eastAsia="Arial" w:hAnsi="Arial"/>
+        <w:rFonts w:ascii="Arial" w:eastAsia="Arial" w:hAnsi="Arial" w:cs="Arial"/>
         <w:b w:val="0"/>
         <w:bCs w:val="0"/>
         <w:i w:val="0"/>
@@ -1571,7 +2455,7 @@
         <w:sz w:val="22"/>
         <w:szCs w:val="22"/>
         <w:u w:val="none"/>
-        <w:shd w:fill="auto" w:val="clear"/>
+        <w:shd w:val="clear" w:color="auto" w:fill="auto"/>
         <w:vertAlign w:val="baseline"/>
       </w:rPr>
     </w:lvl>
@@ -1584,7 +2468,7 @@
         <w:ind w:left="5040" w:hanging="360"/>
       </w:pPr>
       <w:rPr>
-        <w:rFonts w:ascii="Arial" w:cs="Arial" w:eastAsia="Arial" w:hAnsi="Arial"/>
+        <w:rFonts w:ascii="Arial" w:eastAsia="Arial" w:hAnsi="Arial" w:cs="Arial"/>
         <w:b w:val="0"/>
         <w:bCs w:val="0"/>
         <w:i w:val="0"/>
@@ -1595,7 +2479,7 @@
         <w:sz w:val="22"/>
         <w:szCs w:val="22"/>
         <w:u w:val="none"/>
-        <w:shd w:fill="auto" w:val="clear"/>
+        <w:shd w:val="clear" w:color="auto" w:fill="auto"/>
         <w:vertAlign w:val="baseline"/>
       </w:rPr>
     </w:lvl>
@@ -1608,7 +2492,7 @@
         <w:ind w:left="5760" w:hanging="360"/>
       </w:pPr>
       <w:rPr>
-        <w:rFonts w:ascii="Arial" w:cs="Arial" w:eastAsia="Arial" w:hAnsi="Arial"/>
+        <w:rFonts w:ascii="Arial" w:eastAsia="Arial" w:hAnsi="Arial" w:cs="Arial"/>
         <w:b w:val="0"/>
         <w:bCs w:val="0"/>
         <w:i w:val="0"/>
@@ -1619,7 +2503,7 @@
         <w:sz w:val="22"/>
         <w:szCs w:val="22"/>
         <w:u w:val="none"/>
-        <w:shd w:fill="auto" w:val="clear"/>
+        <w:shd w:val="clear" w:color="auto" w:fill="auto"/>
         <w:vertAlign w:val="baseline"/>
       </w:rPr>
     </w:lvl>
@@ -1632,7 +2516,7 @@
         <w:ind w:left="6480" w:hanging="360"/>
       </w:pPr>
       <w:rPr>
-        <w:rFonts w:ascii="Arial" w:cs="Arial" w:eastAsia="Arial" w:hAnsi="Arial"/>
+        <w:rFonts w:ascii="Arial" w:eastAsia="Arial" w:hAnsi="Arial" w:cs="Arial"/>
         <w:b w:val="0"/>
         <w:bCs w:val="0"/>
         <w:i w:val="0"/>
@@ -1643,34 +2527,35 @@
         <w:sz w:val="22"/>
         <w:szCs w:val="22"/>
         <w:u w:val="none"/>
-        <w:shd w:fill="auto" w:val="clear"/>
+        <w:shd w:val="clear" w:color="auto" w:fill="auto"/>
         <w:vertAlign w:val="baseline"/>
       </w:rPr>
     </w:lvl>
   </w:abstractNum>
-  <w:num w:numId="1">
+  <w:num w:numId="1" w16cid:durableId="1981613318">
+    <w:abstractNumId w:val="3"/>
+  </w:num>
+  <w:num w:numId="2" w16cid:durableId="1273053757">
     <w:abstractNumId w:val="1"/>
   </w:num>
-  <w:num w:numId="2">
+  <w:num w:numId="3" w16cid:durableId="2062052470">
+    <w:abstractNumId w:val="0"/>
+  </w:num>
+  <w:num w:numId="4" w16cid:durableId="45691591">
     <w:abstractNumId w:val="2"/>
-  </w:num>
-  <w:num w:numId="3">
-    <w:abstractNumId w:val="3"/>
-  </w:num>
-  <w:num w:numId="4">
-    <w:abstractNumId w:val="4"/>
   </w:num>
 </w:numbering>
 </file>
 
 <file path=word/styles.xml><?xml version="1.0" encoding="utf-8"?>
-<w:styles xmlns:mc="http://schemas.openxmlformats.org/markup-compatibility/2006" xmlns:o="urn:schemas-microsoft-com:office:office" xmlns:r="http://schemas.openxmlformats.org/officeDocument/2006/relationships" xmlns:m="http://schemas.openxmlformats.org/officeDocument/2006/math" xmlns:v="urn:schemas-microsoft-com:vml" xmlns:wp="http://schemas.openxmlformats.org/drawingml/2006/wordprocessingDrawing" xmlns:w10="urn:schemas-microsoft-com:office:word" xmlns:w="http://schemas.openxmlformats.org/wordprocessingml/2006/main" xmlns:wne="http://schemas.microsoft.com/office/word/2006/wordml" xmlns:sl="http://schemas.openxmlformats.org/schemaLibrary/2006/main" xmlns:a="http://schemas.openxmlformats.org/drawingml/2006/main" xmlns:pic="http://schemas.openxmlformats.org/drawingml/2006/picture" xmlns:c="http://schemas.openxmlformats.org/drawingml/2006/chart" xmlns:lc="http://schemas.openxmlformats.org/drawingml/2006/lockedCanvas" xmlns:dgm="http://schemas.openxmlformats.org/drawingml/2006/diagram" xmlns:wps="http://schemas.microsoft.com/office/word/2010/wordprocessingShape" xmlns:wpg="http://schemas.microsoft.com/office/word/2010/wordprocessingGroup" xmlns:w14="http://schemas.microsoft.com/office/word/2010/wordml" xmlns:w15="http://schemas.microsoft.com/office/word/2012/wordml" xmlns:w16="http://schemas.microsoft.com/office/word/2018/wordml" xmlns:w16cex="http://schemas.microsoft.com/office/word/2018/wordml/cex" xmlns:w16cid="http://schemas.microsoft.com/office/word/2016/wordml/cid" xmlns="http://schemas.microsoft.com/office/tasks/2019/documenttasks" xmlns:cr="http://schemas.microsoft.com/office/comments/2020/reactions">
+<w:styles xmlns:mc="http://schemas.openxmlformats.org/markup-compatibility/2006" xmlns:r="http://schemas.openxmlformats.org/officeDocument/2006/relationships" xmlns:w="http://schemas.openxmlformats.org/wordprocessingml/2006/main" xmlns:w14="http://schemas.microsoft.com/office/word/2010/wordml" xmlns:w15="http://schemas.microsoft.com/office/word/2012/wordml" xmlns:w16cex="http://schemas.microsoft.com/office/word/2018/wordml/cex" xmlns:w16cid="http://schemas.microsoft.com/office/word/2016/wordml/cid" xmlns:w16="http://schemas.microsoft.com/office/word/2018/wordml" xmlns:w16du="http://schemas.microsoft.com/office/word/2023/wordml/word16du" xmlns:w16sdtdh="http://schemas.microsoft.com/office/word/2020/wordml/sdtdatahash" xmlns:w16sdtfl="http://schemas.microsoft.com/office/word/2024/wordml/sdtformatlock" xmlns:w16se="http://schemas.microsoft.com/office/word/2015/wordml/symex" mc:Ignorable="w14 w15 w16se w16cid w16 w16cex w16sdtdh w16sdtfl w16du">
   <w:docDefaults>
     <w:rPrDefault>
       <w:rPr>
-        <w:rFonts w:ascii="Arial" w:cs="Arial" w:eastAsia="Arial" w:hAnsi="Arial"/>
-        <w:sz w:val="22"/>
-        <w:szCs w:val="22"/>
+        <w:rFonts w:ascii="Arial" w:eastAsia="Arial" w:hAnsi="Arial" w:cs="Arial"/>
+        <w:sz w:val="22"/>
+        <w:szCs w:val="22"/>
+        <w:lang w:val="en-US" w:eastAsia="en-US" w:bidi="ar-SA"/>
       </w:rPr>
     </w:rPrDefault>
     <w:pPrDefault>
@@ -1679,40 +2564,408 @@
       </w:pPr>
     </w:pPrDefault>
   </w:docDefaults>
-  <w:style w:type="table" w:styleId="TableNormal" w:default="1">
-    <w:name w:val="TableNormal"/>
-    <w:tblPr>
-      <w:tblCellMar>
-        <w:top w:w="100.0" w:type="dxa"/>
-        <w:left w:w="100.0" w:type="dxa"/>
-        <w:bottom w:w="100.0" w:type="dxa"/>
-        <w:right w:w="100.0" w:type="dxa"/>
-      </w:tblCellMar>
-    </w:tblPr>
-  </w:style>
-  <w:style w:type="paragraph" w:styleId="Normal" w:default="1">
-    <w:name w:val="normal"/>
+  <w:latentStyles w:defLockedState="0" w:defUIPriority="99" w:defSemiHidden="0" w:defUnhideWhenUsed="0" w:defQFormat="0" w:count="376">
+    <w:lsdException w:name="Normal" w:uiPriority="0" w:qFormat="1"/>
+    <w:lsdException w:name="heading 1" w:uiPriority="9" w:qFormat="1"/>
+    <w:lsdException w:name="heading 2" w:semiHidden="1" w:uiPriority="9" w:unhideWhenUsed="1" w:qFormat="1"/>
+    <w:lsdException w:name="heading 3" w:semiHidden="1" w:uiPriority="9" w:unhideWhenUsed="1" w:qFormat="1"/>
+    <w:lsdException w:name="heading 4" w:semiHidden="1" w:uiPriority="9" w:unhideWhenUsed="1" w:qFormat="1"/>
+    <w:lsdException w:name="heading 5" w:semiHidden="1" w:uiPriority="9" w:unhideWhenUsed="1" w:qFormat="1"/>
+    <w:lsdException w:name="heading 6" w:semiHidden="1" w:uiPriority="9" w:unhideWhenUsed="1" w:qFormat="1"/>
+    <w:lsdException w:name="heading 7" w:semiHidden="1" w:uiPriority="9" w:unhideWhenUsed="1" w:qFormat="1"/>
+    <w:lsdException w:name="heading 8" w:semiHidden="1" w:uiPriority="9" w:unhideWhenUsed="1" w:qFormat="1"/>
+    <w:lsdException w:name="heading 9" w:semiHidden="1" w:uiPriority="9" w:unhideWhenUsed="1" w:qFormat="1"/>
+    <w:lsdException w:name="index 1" w:semiHidden="1" w:unhideWhenUsed="1"/>
+    <w:lsdException w:name="index 2" w:semiHidden="1" w:unhideWhenUsed="1"/>
+    <w:lsdException w:name="index 3" w:semiHidden="1" w:unhideWhenUsed="1"/>
+    <w:lsdException w:name="index 4" w:semiHidden="1" w:unhideWhenUsed="1"/>
+    <w:lsdException w:name="index 5" w:semiHidden="1" w:unhideWhenUsed="1"/>
+    <w:lsdException w:name="index 6" w:semiHidden="1" w:unhideWhenUsed="1"/>
+    <w:lsdException w:name="index 7" w:semiHidden="1" w:unhideWhenUsed="1"/>
+    <w:lsdException w:name="index 8" w:semiHidden="1" w:unhideWhenUsed="1"/>
+    <w:lsdException w:name="index 9" w:semiHidden="1" w:unhideWhenUsed="1"/>
+    <w:lsdException w:name="toc 1" w:semiHidden="1" w:uiPriority="39" w:unhideWhenUsed="1"/>
+    <w:lsdException w:name="toc 2" w:semiHidden="1" w:uiPriority="39" w:unhideWhenUsed="1"/>
+    <w:lsdException w:name="toc 3" w:semiHidden="1" w:uiPriority="39" w:unhideWhenUsed="1"/>
+    <w:lsdException w:name="toc 4" w:semiHidden="1" w:uiPriority="39" w:unhideWhenUsed="1"/>
+    <w:lsdException w:name="toc 5" w:semiHidden="1" w:uiPriority="39" w:unhideWhenUsed="1"/>
+    <w:lsdException w:name="toc 6" w:semiHidden="1" w:uiPriority="39" w:unhideWhenUsed="1"/>
+    <w:lsdException w:name="toc 7" w:semiHidden="1" w:uiPriority="39" w:unhideWhenUsed="1"/>
+    <w:lsdException w:name="toc 8" w:semiHidden="1" w:uiPriority="39" w:unhideWhenUsed="1"/>
+    <w:lsdException w:name="toc 9" w:semiHidden="1" w:uiPriority="39" w:unhideWhenUsed="1"/>
+    <w:lsdException w:name="Normal Indent" w:semiHidden="1" w:unhideWhenUsed="1"/>
+    <w:lsdException w:name="footnote text" w:semiHidden="1" w:unhideWhenUsed="1"/>
+    <w:lsdException w:name="annotation text" w:semiHidden="1" w:unhideWhenUsed="1"/>
+    <w:lsdException w:name="header" w:semiHidden="1" w:unhideWhenUsed="1"/>
+    <w:lsdException w:name="footer" w:semiHidden="1" w:unhideWhenUsed="1"/>
+    <w:lsdException w:name="index heading" w:semiHidden="1" w:unhideWhenUsed="1"/>
+    <w:lsdException w:name="caption" w:semiHidden="1" w:uiPriority="35" w:unhideWhenUsed="1" w:qFormat="1"/>
+    <w:lsdException w:name="table of figures" w:semiHidden="1" w:unhideWhenUsed="1"/>
+    <w:lsdException w:name="envelope address" w:semiHidden="1" w:unhideWhenUsed="1"/>
+    <w:lsdException w:name="envelope return" w:semiHidden="1" w:unhideWhenUsed="1"/>
+    <w:lsdException w:name="footnote reference" w:semiHidden="1" w:unhideWhenUsed="1"/>
+    <w:lsdException w:name="annotation reference" w:semiHidden="1" w:unhideWhenUsed="1"/>
+    <w:lsdException w:name="line number" w:semiHidden="1" w:unhideWhenUsed="1"/>
+    <w:lsdException w:name="page number" w:semiHidden="1" w:unhideWhenUsed="1"/>
+    <w:lsdException w:name="endnote reference" w:semiHidden="1" w:unhideWhenUsed="1"/>
+    <w:lsdException w:name="endnote text" w:semiHidden="1" w:unhideWhenUsed="1"/>
+    <w:lsdException w:name="table of authorities" w:semiHidden="1" w:unhideWhenUsed="1"/>
+    <w:lsdException w:name="macro" w:semiHidden="1" w:unhideWhenUsed="1"/>
+    <w:lsdException w:name="toa heading" w:semiHidden="1" w:unhideWhenUsed="1"/>
+    <w:lsdException w:name="List" w:semiHidden="1" w:unhideWhenUsed="1"/>
+    <w:lsdException w:name="List Bullet" w:semiHidden="1" w:unhideWhenUsed="1"/>
+    <w:lsdException w:name="List Number" w:semiHidden="1" w:unhideWhenUsed="1"/>
+    <w:lsdException w:name="List 2" w:semiHidden="1" w:unhideWhenUsed="1"/>
+    <w:lsdException w:name="List 3" w:semiHidden="1" w:unhideWhenUsed="1"/>
+    <w:lsdException w:name="List 4" w:semiHidden="1" w:unhideWhenUsed="1"/>
+    <w:lsdException w:name="List 5" w:semiHidden="1" w:unhideWhenUsed="1"/>
+    <w:lsdException w:name="List Bullet 2" w:semiHidden="1" w:unhideWhenUsed="1"/>
+    <w:lsdException w:name="List Bullet 3" w:semiHidden="1" w:unhideWhenUsed="1"/>
+    <w:lsdException w:name="List Bullet 4" w:semiHidden="1" w:unhideWhenUsed="1"/>
+    <w:lsdException w:name="List Bullet 5" w:semiHidden="1" w:unhideWhenUsed="1"/>
+    <w:lsdException w:name="List Number 2" w:semiHidden="1" w:unhideWhenUsed="1"/>
+    <w:lsdException w:name="List Number 3" w:semiHidden="1" w:unhideWhenUsed="1"/>
+    <w:lsdException w:name="List Number 4" w:semiHidden="1" w:unhideWhenUsed="1"/>
+    <w:lsdException w:name="List Number 5" w:semiHidden="1" w:unhideWhenUsed="1"/>
+    <w:lsdException w:name="Title" w:uiPriority="10" w:qFormat="1"/>
+    <w:lsdException w:name="Closing" w:semiHidden="1" w:unhideWhenUsed="1"/>
+    <w:lsdException w:name="Signature" w:semiHidden="1" w:unhideWhenUsed="1"/>
+    <w:lsdException w:name="Default Paragraph Font" w:semiHidden="1" w:uiPriority="1" w:unhideWhenUsed="1"/>
+    <w:lsdException w:name="Body Text" w:semiHidden="1" w:unhideWhenUsed="1"/>
+    <w:lsdException w:name="Body Text Indent" w:semiHidden="1" w:unhideWhenUsed="1"/>
+    <w:lsdException w:name="List Continue" w:semiHidden="1" w:unhideWhenUsed="1"/>
+    <w:lsdException w:name="List Continue 2" w:semiHidden="1" w:unhideWhenUsed="1"/>
+    <w:lsdException w:name="List Continue 3" w:semiHidden="1" w:unhideWhenUsed="1"/>
+    <w:lsdException w:name="List Continue 4" w:semiHidden="1" w:unhideWhenUsed="1"/>
+    <w:lsdException w:name="List Continue 5" w:semiHidden="1" w:unhideWhenUsed="1"/>
+    <w:lsdException w:name="Message Header" w:semiHidden="1" w:unhideWhenUsed="1"/>
+    <w:lsdException w:name="Subtitle" w:uiPriority="11" w:qFormat="1"/>
+    <w:lsdException w:name="Salutation" w:semiHidden="1" w:unhideWhenUsed="1"/>
+    <w:lsdException w:name="Date" w:semiHidden="1" w:unhideWhenUsed="1"/>
+    <w:lsdException w:name="Body Text First Indent" w:semiHidden="1" w:unhideWhenUsed="1"/>
+    <w:lsdException w:name="Body Text First Indent 2" w:semiHidden="1" w:unhideWhenUsed="1"/>
+    <w:lsdException w:name="Note Heading" w:semiHidden="1" w:unhideWhenUsed="1"/>
+    <w:lsdException w:name="Body Text 2" w:semiHidden="1" w:unhideWhenUsed="1"/>
+    <w:lsdException w:name="Body Text 3" w:semiHidden="1" w:unhideWhenUsed="1"/>
+    <w:lsdException w:name="Body Text Indent 2" w:semiHidden="1" w:unhideWhenUsed="1"/>
+    <w:lsdException w:name="Body Text Indent 3" w:semiHidden="1" w:unhideWhenUsed="1"/>
+    <w:lsdException w:name="Block Text" w:semiHidden="1" w:unhideWhenUsed="1"/>
+    <w:lsdException w:name="Hyperlink" w:semiHidden="1" w:unhideWhenUsed="1"/>
+    <w:lsdException w:name="FollowedHyperlink" w:semiHidden="1" w:unhideWhenUsed="1"/>
+    <w:lsdException w:name="Strong" w:uiPriority="22" w:qFormat="1"/>
+    <w:lsdException w:name="Emphasis" w:uiPriority="20" w:qFormat="1"/>
+    <w:lsdException w:name="Document Map" w:semiHidden="1" w:unhideWhenUsed="1"/>
+    <w:lsdException w:name="Plain Text" w:semiHidden="1" w:unhideWhenUsed="1"/>
+    <w:lsdException w:name="E-mail Signature" w:semiHidden="1" w:unhideWhenUsed="1"/>
+    <w:lsdException w:name="HTML Top of Form" w:semiHidden="1" w:unhideWhenUsed="1"/>
+    <w:lsdException w:name="HTML Bottom of Form" w:semiHidden="1" w:unhideWhenUsed="1"/>
+    <w:lsdException w:name="Normal (Web)" w:semiHidden="1" w:unhideWhenUsed="1"/>
+    <w:lsdException w:name="HTML Acronym" w:semiHidden="1" w:unhideWhenUsed="1"/>
+    <w:lsdException w:name="HTML Address" w:semiHidden="1" w:unhideWhenUsed="1"/>
+    <w:lsdException w:name="HTML Cite" w:semiHidden="1" w:unhideWhenUsed="1"/>
+    <w:lsdException w:name="HTML Code" w:semiHidden="1" w:unhideWhenUsed="1"/>
+    <w:lsdException w:name="HTML Definition" w:semiHidden="1" w:unhideWhenUsed="1"/>
+    <w:lsdException w:name="HTML Keyboard" w:semiHidden="1" w:unhideWhenUsed="1"/>
+    <w:lsdException w:name="HTML Preformatted" w:semiHidden="1" w:unhideWhenUsed="1"/>
+    <w:lsdException w:name="HTML Sample" w:semiHidden="1" w:unhideWhenUsed="1"/>
+    <w:lsdException w:name="HTML Typewriter" w:semiHidden="1" w:unhideWhenUsed="1"/>
+    <w:lsdException w:name="HTML Variable" w:semiHidden="1" w:unhideWhenUsed="1"/>
+    <w:lsdException w:name="Normal Table" w:semiHidden="1" w:unhideWhenUsed="1"/>
+    <w:lsdException w:name="annotation subject" w:semiHidden="1" w:unhideWhenUsed="1"/>
+    <w:lsdException w:name="No List" w:semiHidden="1" w:unhideWhenUsed="1"/>
+    <w:lsdException w:name="Outline List 1" w:semiHidden="1" w:unhideWhenUsed="1"/>
+    <w:lsdException w:name="Outline List 2" w:semiHidden="1" w:unhideWhenUsed="1"/>
+    <w:lsdException w:name="Outline List 3" w:semiHidden="1" w:unhideWhenUsed="1"/>
+    <w:lsdException w:name="Table Simple 1" w:semiHidden="1" w:unhideWhenUsed="1"/>
+    <w:lsdException w:name="Table Simple 2" w:semiHidden="1" w:unhideWhenUsed="1"/>
+    <w:lsdException w:name="Table Simple 3" w:semiHidden="1" w:unhideWhenUsed="1"/>
+    <w:lsdException w:name="Table Classic 1" w:semiHidden="1" w:unhideWhenUsed="1"/>
+    <w:lsdException w:name="Table Classic 2" w:semiHidden="1" w:unhideWhenUsed="1"/>
+    <w:lsdException w:name="Table Classic 3" w:semiHidden="1" w:unhideWhenUsed="1"/>
+    <w:lsdException w:name="Table Classic 4" w:semiHidden="1" w:unhideWhenUsed="1"/>
+    <w:lsdException w:name="Table Colorful 1" w:semiHidden="1" w:unhideWhenUsed="1"/>
+    <w:lsdException w:name="Table Colorful 2" w:semiHidden="1" w:unhideWhenUsed="1"/>
+    <w:lsdException w:name="Table Colorful 3" w:semiHidden="1" w:unhideWhenUsed="1"/>
+    <w:lsdException w:name="Table Columns 1" w:semiHidden="1" w:unhideWhenUsed="1"/>
+    <w:lsdException w:name="Table Columns 2" w:semiHidden="1" w:unhideWhenUsed="1"/>
+    <w:lsdException w:name="Table Columns 3" w:semiHidden="1" w:unhideWhenUsed="1"/>
+    <w:lsdException w:name="Table Columns 4" w:semiHidden="1" w:unhideWhenUsed="1"/>
+    <w:lsdException w:name="Table Columns 5" w:semiHidden="1" w:unhideWhenUsed="1"/>
+    <w:lsdException w:name="Table Grid 1" w:semiHidden="1" w:unhideWhenUsed="1"/>
+    <w:lsdException w:name="Table Grid 2" w:semiHidden="1" w:unhideWhenUsed="1"/>
+    <w:lsdException w:name="Table Grid 3" w:semiHidden="1" w:unhideWhenUsed="1"/>
+    <w:lsdException w:name="Table Grid 4" w:semiHidden="1" w:unhideWhenUsed="1"/>
+    <w:lsdException w:name="Table Grid 5" w:semiHidden="1" w:unhideWhenUsed="1"/>
+    <w:lsdException w:name="Table Grid 6" w:semiHidden="1" w:unhideWhenUsed="1"/>
+    <w:lsdException w:name="Table Grid 7" w:semiHidden="1" w:unhideWhenUsed="1"/>
+    <w:lsdException w:name="Table Grid 8" w:semiHidden="1" w:unhideWhenUsed="1"/>
+    <w:lsdException w:name="Table List 1" w:semiHidden="1" w:unhideWhenUsed="1"/>
+    <w:lsdException w:name="Table List 2" w:semiHidden="1" w:unhideWhenUsed="1"/>
+    <w:lsdException w:name="Table List 3" w:semiHidden="1" w:unhideWhenUsed="1"/>
+    <w:lsdException w:name="Table List 4" w:semiHidden="1" w:unhideWhenUsed="1"/>
+    <w:lsdException w:name="Table List 5" w:semiHidden="1" w:unhideWhenUsed="1"/>
+    <w:lsdException w:name="Table List 6" w:semiHidden="1" w:unhideWhenUsed="1"/>
+    <w:lsdException w:name="Table List 7" w:semiHidden="1" w:unhideWhenUsed="1"/>
+    <w:lsdException w:name="Table List 8" w:semiHidden="1" w:unhideWhenUsed="1"/>
+    <w:lsdException w:name="Table 3D effects 1" w:semiHidden="1" w:unhideWhenUsed="1"/>
+    <w:lsdException w:name="Table 3D effects 2" w:semiHidden="1" w:unhideWhenUsed="1"/>
+    <w:lsdException w:name="Table 3D effects 3" w:semiHidden="1" w:unhideWhenUsed="1"/>
+    <w:lsdException w:name="Table Contemporary" w:semiHidden="1" w:unhideWhenUsed="1"/>
+    <w:lsdException w:name="Table Elegant" w:semiHidden="1" w:unhideWhenUsed="1"/>
+    <w:lsdException w:name="Table Professional" w:semiHidden="1" w:unhideWhenUsed="1"/>
+    <w:lsdException w:name="Table Subtle 1" w:semiHidden="1" w:unhideWhenUsed="1"/>
+    <w:lsdException w:name="Table Subtle 2" w:semiHidden="1" w:unhideWhenUsed="1"/>
+    <w:lsdException w:name="Table Web 1" w:semiHidden="1" w:unhideWhenUsed="1"/>
+    <w:lsdException w:name="Table Web 2" w:semiHidden="1" w:unhideWhenUsed="1"/>
+    <w:lsdException w:name="Table Web 3" w:semiHidden="1" w:unhideWhenUsed="1"/>
+    <w:lsdException w:name="Balloon Text" w:semiHidden="1" w:unhideWhenUsed="1"/>
+    <w:lsdException w:name="Table Grid" w:uiPriority="39"/>
+    <w:lsdException w:name="Table Theme" w:semiHidden="1" w:unhideWhenUsed="1"/>
+    <w:lsdException w:name="Placeholder Text" w:semiHidden="1"/>
+    <w:lsdException w:name="No Spacing" w:uiPriority="1" w:qFormat="1"/>
+    <w:lsdException w:name="Light Shading" w:uiPriority="60"/>
+    <w:lsdException w:name="Light List" w:uiPriority="61"/>
+    <w:lsdException w:name="Light Grid" w:uiPriority="62"/>
+    <w:lsdException w:name="Medium Shading 1" w:uiPriority="63"/>
+    <w:lsdException w:name="Medium Shading 2" w:uiPriority="64"/>
+    <w:lsdException w:name="Medium List 1" w:uiPriority="65"/>
+    <w:lsdException w:name="Medium List 2" w:uiPriority="66"/>
+    <w:lsdException w:name="Medium Grid 1" w:uiPriority="67"/>
+    <w:lsdException w:name="Medium Grid 2" w:uiPriority="68"/>
+    <w:lsdException w:name="Medium Grid 3" w:uiPriority="69"/>
+    <w:lsdException w:name="Dark List" w:uiPriority="70"/>
+    <w:lsdException w:name="Colorful Shading" w:uiPriority="71"/>
+    <w:lsdException w:name="Colorful List" w:uiPriority="72"/>
+    <w:lsdException w:name="Colorful Grid" w:uiPriority="73"/>
+    <w:lsdException w:name="Light Shading Accent 1" w:uiPriority="60"/>
+    <w:lsdException w:name="Light List Accent 1" w:uiPriority="61"/>
+    <w:lsdException w:name="Light Grid Accent 1" w:uiPriority="62"/>
+    <w:lsdException w:name="Medium Shading 1 Accent 1" w:uiPriority="63"/>
+    <w:lsdException w:name="Medium Shading 2 Accent 1" w:uiPriority="64"/>
+    <w:lsdException w:name="Medium List 1 Accent 1" w:uiPriority="65"/>
+    <w:lsdException w:name="Revision" w:semiHidden="1"/>
+    <w:lsdException w:name="List Paragraph" w:uiPriority="34" w:qFormat="1"/>
+    <w:lsdException w:name="Quote" w:uiPriority="29" w:qFormat="1"/>
+    <w:lsdException w:name="Intense Quote" w:uiPriority="30" w:qFormat="1"/>
+    <w:lsdException w:name="Medium List 2 Accent 1" w:uiPriority="66"/>
+    <w:lsdException w:name="Medium Grid 1 Accent 1" w:uiPriority="67"/>
+    <w:lsdException w:name="Medium Grid 2 Accent 1" w:uiPriority="68"/>
+    <w:lsdException w:name="Medium Grid 3 Accent 1" w:uiPriority="69"/>
+    <w:lsdException w:name="Dark List Accent 1" w:uiPriority="70"/>
+    <w:lsdException w:name="Colorful Shading Accent 1" w:uiPriority="71"/>
+    <w:lsdException w:name="Colorful List Accent 1" w:uiPriority="72"/>
+    <w:lsdException w:name="Colorful Grid Accent 1" w:uiPriority="73"/>
+    <w:lsdException w:name="Light Shading Accent 2" w:uiPriority="60"/>
+    <w:lsdException w:name="Light List Accent 2" w:uiPriority="61"/>
+    <w:lsdException w:name="Light Grid Accent 2" w:uiPriority="62"/>
+    <w:lsdException w:name="Medium Shading 1 Accent 2" w:uiPriority="63"/>
+    <w:lsdException w:name="Medium Shading 2 Accent 2" w:uiPriority="64"/>
+    <w:lsdException w:name="Medium List 1 Accent 2" w:uiPriority="65"/>
+    <w:lsdException w:name="Medium List 2 Accent 2" w:uiPriority="66"/>
+    <w:lsdException w:name="Medium Grid 1 Accent 2" w:uiPriority="67"/>
+    <w:lsdException w:name="Medium Grid 2 Accent 2" w:uiPriority="68"/>
+    <w:lsdException w:name="Medium Grid 3 Accent 2" w:uiPriority="69"/>
+    <w:lsdException w:name="Dark List Accent 2" w:uiPriority="70"/>
+    <w:lsdException w:name="Colorful Shading Accent 2" w:uiPriority="71"/>
+    <w:lsdException w:name="Colorful List Accent 2" w:uiPriority="72"/>
+    <w:lsdException w:name="Colorful Grid Accent 2" w:uiPriority="73"/>
+    <w:lsdException w:name="Light Shading Accent 3" w:uiPriority="60"/>
+    <w:lsdException w:name="Light List Accent 3" w:uiPriority="61"/>
+    <w:lsdException w:name="Light Grid Accent 3" w:uiPriority="62"/>
+    <w:lsdException w:name="Medium Shading 1 Accent 3" w:uiPriority="63"/>
+    <w:lsdException w:name="Medium Shading 2 Accent 3" w:uiPriority="64"/>
+    <w:lsdException w:name="Medium List 1 Accent 3" w:uiPriority="65"/>
+    <w:lsdException w:name="Medium List 2 Accent 3" w:uiPriority="66"/>
+    <w:lsdException w:name="Medium Grid 1 Accent 3" w:uiPriority="67"/>
+    <w:lsdException w:name="Medium Grid 2 Accent 3" w:uiPriority="68"/>
+    <w:lsdException w:name="Medium Grid 3 Accent 3" w:uiPriority="69"/>
+    <w:lsdException w:name="Dark List Accent 3" w:uiPriority="70"/>
+    <w:lsdException w:name="Colorful Shading Accent 3" w:uiPriority="71"/>
+    <w:lsdException w:name="Colorful List Accent 3" w:uiPriority="72"/>
+    <w:lsdException w:name="Colorful Grid Accent 3" w:uiPriority="73"/>
+    <w:lsdException w:name="Light Shading Accent 4" w:uiPriority="60"/>
+    <w:lsdException w:name="Light List Accent 4" w:uiPriority="61"/>
+    <w:lsdException w:name="Light Grid Accent 4" w:uiPriority="62"/>
+    <w:lsdException w:name="Medium Shading 1 Accent 4" w:uiPriority="63"/>
+    <w:lsdException w:name="Medium Shading 2 Accent 4" w:uiPriority="64"/>
+    <w:lsdException w:name="Medium List 1 Accent 4" w:uiPriority="65"/>
+    <w:lsdException w:name="Medium List 2 Accent 4" w:uiPriority="66"/>
+    <w:lsdException w:name="Medium Grid 1 Accent 4" w:uiPriority="67"/>
+    <w:lsdException w:name="Medium Grid 2 Accent 4" w:uiPriority="68"/>
+    <w:lsdException w:name="Medium Grid 3 Accent 4" w:uiPriority="69"/>
+    <w:lsdException w:name="Dark List Accent 4" w:uiPriority="70"/>
+    <w:lsdException w:name="Colorful Shading Accent 4" w:uiPriority="71"/>
+    <w:lsdException w:name="Colorful List Accent 4" w:uiPriority="72"/>
+    <w:lsdException w:name="Colorful Grid Accent 4" w:uiPriority="73"/>
+    <w:lsdException w:name="Light Shading Accent 5" w:uiPriority="60"/>
+    <w:lsdException w:name="Light List Accent 5" w:uiPriority="61"/>
+    <w:lsdException w:name="Light Grid Accent 5" w:uiPriority="62"/>
+    <w:lsdException w:name="Medium Shading 1 Accent 5" w:uiPriority="63"/>
+    <w:lsdException w:name="Medium Shading 2 Accent 5" w:uiPriority="64"/>
+    <w:lsdException w:name="Medium List 1 Accent 5" w:uiPriority="65"/>
+    <w:lsdException w:name="Medium List 2 Accent 5" w:uiPriority="66"/>
+    <w:lsdException w:name="Medium Grid 1 Accent 5" w:uiPriority="67"/>
+    <w:lsdException w:name="Medium Grid 2 Accent 5" w:uiPriority="68"/>
+    <w:lsdException w:name="Medium Grid 3 Accent 5" w:uiPriority="69"/>
+    <w:lsdException w:name="Dark List Accent 5" w:uiPriority="70"/>
+    <w:lsdException w:name="Colorful Shading Accent 5" w:uiPriority="71"/>
+    <w:lsdException w:name="Colorful List Accent 5" w:uiPriority="72"/>
+    <w:lsdException w:name="Colorful Grid Accent 5" w:uiPriority="73"/>
+    <w:lsdException w:name="Light Shading Accent 6" w:uiPriority="60"/>
+    <w:lsdException w:name="Light List Accent 6" w:uiPriority="61"/>
+    <w:lsdException w:name="Light Grid Accent 6" w:uiPriority="62"/>
+    <w:lsdException w:name="Medium Shading 1 Accent 6" w:uiPriority="63"/>
+    <w:lsdException w:name="Medium Shading 2 Accent 6" w:uiPriority="64"/>
+    <w:lsdException w:name="Medium List 1 Accent 6" w:uiPriority="65"/>
+    <w:lsdException w:name="Medium List 2 Accent 6" w:uiPriority="66"/>
+    <w:lsdException w:name="Medium Grid 1 Accent 6" w:uiPriority="67"/>
+    <w:lsdException w:name="Medium Grid 2 Accent 6" w:uiPriority="68"/>
+    <w:lsdException w:name="Medium Grid 3 Accent 6" w:uiPriority="69"/>
+    <w:lsdException w:name="Dark List Accent 6" w:uiPriority="70"/>
+    <w:lsdException w:name="Colorful Shading Accent 6" w:uiPriority="71"/>
+    <w:lsdException w:name="Colorful List Accent 6" w:uiPriority="72"/>
+    <w:lsdException w:name="Colorful Grid Accent 6" w:uiPriority="73"/>
+    <w:lsdException w:name="Subtle Emphasis" w:uiPriority="19" w:qFormat="1"/>
+    <w:lsdException w:name="Intense Emphasis" w:uiPriority="21" w:qFormat="1"/>
+    <w:lsdException w:name="Subtle Reference" w:uiPriority="31" w:qFormat="1"/>
+    <w:lsdException w:name="Intense Reference" w:uiPriority="32" w:qFormat="1"/>
+    <w:lsdException w:name="Book Title" w:uiPriority="33" w:qFormat="1"/>
+    <w:lsdException w:name="Bibliography" w:semiHidden="1" w:uiPriority="37" w:unhideWhenUsed="1"/>
+    <w:lsdException w:name="TOC Heading" w:semiHidden="1" w:uiPriority="39" w:unhideWhenUsed="1" w:qFormat="1"/>
+    <w:lsdException w:name="Plain Table 1" w:uiPriority="41"/>
+    <w:lsdException w:name="Plain Table 2" w:uiPriority="42"/>
+    <w:lsdException w:name="Plain Table 3" w:uiPriority="43"/>
+    <w:lsdException w:name="Plain Table 4" w:uiPriority="44"/>
+    <w:lsdException w:name="Plain Table 5" w:uiPriority="45"/>
+    <w:lsdException w:name="Grid Table Light" w:uiPriority="40"/>
+    <w:lsdException w:name="Grid Table 1 Light" w:uiPriority="46"/>
+    <w:lsdException w:name="Grid Table 2" w:uiPriority="47"/>
+    <w:lsdException w:name="Grid Table 3" w:uiPriority="48"/>
+    <w:lsdException w:name="Grid Table 4" w:uiPriority="49"/>
+    <w:lsdException w:name="Grid Table 5 Dark" w:uiPriority="50"/>
+    <w:lsdException w:name="Grid Table 6 Colorful" w:uiPriority="51"/>
+    <w:lsdException w:name="Grid Table 7 Colorful" w:uiPriority="52"/>
+    <w:lsdException w:name="Grid Table 1 Light Accent 1" w:uiPriority="46"/>
+    <w:lsdException w:name="Grid Table 2 Accent 1" w:uiPriority="47"/>
+    <w:lsdException w:name="Grid Table 3 Accent 1" w:uiPriority="48"/>
+    <w:lsdException w:name="Grid Table 4 Accent 1" w:uiPriority="49"/>
+    <w:lsdException w:name="Grid Table 5 Dark Accent 1" w:uiPriority="50"/>
+    <w:lsdException w:name="Grid Table 6 Colorful Accent 1" w:uiPriority="51"/>
+    <w:lsdException w:name="Grid Table 7 Colorful Accent 1" w:uiPriority="52"/>
+    <w:lsdException w:name="Grid Table 1 Light Accent 2" w:uiPriority="46"/>
+    <w:lsdException w:name="Grid Table 2 Accent 2" w:uiPriority="47"/>
+    <w:lsdException w:name="Grid Table 3 Accent 2" w:uiPriority="48"/>
+    <w:lsdException w:name="Grid Table 4 Accent 2" w:uiPriority="49"/>
+    <w:lsdException w:name="Grid Table 5 Dark Accent 2" w:uiPriority="50"/>
+    <w:lsdException w:name="Grid Table 6 Colorful Accent 2" w:uiPriority="51"/>
+    <w:lsdException w:name="Grid Table 7 Colorful Accent 2" w:uiPriority="52"/>
+    <w:lsdException w:name="Grid Table 1 Light Accent 3" w:uiPriority="46"/>
+    <w:lsdException w:name="Grid Table 2 Accent 3" w:uiPriority="47"/>
+    <w:lsdException w:name="Grid Table 3 Accent 3" w:uiPriority="48"/>
+    <w:lsdException w:name="Grid Table 4 Accent 3" w:uiPriority="49"/>
+    <w:lsdException w:name="Grid Table 5 Dark Accent 3" w:uiPriority="50"/>
+    <w:lsdException w:name="Grid Table 6 Colorful Accent 3" w:uiPriority="51"/>
+    <w:lsdException w:name="Grid Table 7 Colorful Accent 3" w:uiPriority="52"/>
+    <w:lsdException w:name="Grid Table 1 Light Accent 4" w:uiPriority="46"/>
+    <w:lsdException w:name="Grid Table 2 Accent 4" w:uiPriority="47"/>
+    <w:lsdException w:name="Grid Table 3 Accent 4" w:uiPriority="48"/>
+    <w:lsdException w:name="Grid Table 4 Accent 4" w:uiPriority="49"/>
+    <w:lsdException w:name="Grid Table 5 Dark Accent 4" w:uiPriority="50"/>
+    <w:lsdException w:name="Grid Table 6 Colorful Accent 4" w:uiPriority="51"/>
+    <w:lsdException w:name="Grid Table 7 Colorful Accent 4" w:uiPriority="52"/>
+    <w:lsdException w:name="Grid Table 1 Light Accent 5" w:uiPriority="46"/>
+    <w:lsdException w:name="Grid Table 2 Accent 5" w:uiPriority="47"/>
+    <w:lsdException w:name="Grid Table 3 Accent 5" w:uiPriority="48"/>
+    <w:lsdException w:name="Grid Table 4 Accent 5" w:uiPriority="49"/>
+    <w:lsdException w:name="Grid Table 5 Dark Accent 5" w:uiPriority="50"/>
+    <w:lsdException w:name="Grid Table 6 Colorful Accent 5" w:uiPriority="51"/>
+    <w:lsdException w:name="Grid Table 7 Colorful Accent 5" w:uiPriority="52"/>
+    <w:lsdException w:name="Grid Table 1 Light Accent 6" w:uiPriority="46"/>
+    <w:lsdException w:name="Grid Table 2 Accent 6" w:uiPriority="47"/>
+    <w:lsdException w:name="Grid Table 3 Accent 6" w:uiPriority="48"/>
+    <w:lsdException w:name="Grid Table 4 Accent 6" w:uiPriority="49"/>
+    <w:lsdException w:name="Grid Table 5 Dark Accent 6" w:uiPriority="50"/>
+    <w:lsdException w:name="Grid Table 6 Colorful Accent 6" w:uiPriority="51"/>
+    <w:lsdException w:name="Grid Table 7 Colorful Accent 6" w:uiPriority="52"/>
+    <w:lsdException w:name="List Table 1 Light" w:uiPriority="46"/>
+    <w:lsdException w:name="List Table 2" w:uiPriority="47"/>
+    <w:lsdException w:name="List Table 3" w:uiPriority="48"/>
+    <w:lsdException w:name="List Table 4" w:uiPriority="49"/>
+    <w:lsdException w:name="List Table 5 Dark" w:uiPriority="50"/>
+    <w:lsdException w:name="List Table 6 Colorful" w:uiPriority="51"/>
+    <w:lsdException w:name="List Table 7 Colorful" w:uiPriority="52"/>
+    <w:lsdException w:name="List Table 1 Light Accent 1" w:uiPriority="46"/>
+    <w:lsdException w:name="List Table 2 Accent 1" w:uiPriority="47"/>
+    <w:lsdException w:name="List Table 3 Accent 1" w:uiPriority="48"/>
+    <w:lsdException w:name="List Table 4 Accent 1" w:uiPriority="49"/>
+    <w:lsdException w:name="List Table 5 Dark Accent 1" w:uiPriority="50"/>
+    <w:lsdException w:name="List Table 6 Colorful Accent 1" w:uiPriority="51"/>
+    <w:lsdException w:name="List Table 7 Colorful Accent 1" w:uiPriority="52"/>
+    <w:lsdException w:name="List Table 1 Light Accent 2" w:uiPriority="46"/>
+    <w:lsdException w:name="List Table 2 Accent 2" w:uiPriority="47"/>
+    <w:lsdException w:name="List Table 3 Accent 2" w:uiPriority="48"/>
+    <w:lsdException w:name="List Table 4 Accent 2" w:uiPriority="49"/>
+    <w:lsdException w:name="List Table 5 Dark Accent 2" w:uiPriority="50"/>
+    <w:lsdException w:name="List Table 6 Colorful Accent 2" w:uiPriority="51"/>
+    <w:lsdException w:name="List Table 7 Colorful Accent 2" w:uiPriority="52"/>
+    <w:lsdException w:name="List Table 1 Light Accent 3" w:uiPriority="46"/>
+    <w:lsdException w:name="List Table 2 Accent 3" w:uiPriority="47"/>
+    <w:lsdException w:name="List Table 3 Accent 3" w:uiPriority="48"/>
+    <w:lsdException w:name="List Table 4 Accent 3" w:uiPriority="49"/>
+    <w:lsdException w:name="List Table 5 Dark Accent 3" w:uiPriority="50"/>
+    <w:lsdException w:name="List Table 6 Colorful Accent 3" w:uiPriority="51"/>
+    <w:lsdException w:name="List Table 7 Colorful Accent 3" w:uiPriority="52"/>
+    <w:lsdException w:name="List Table 1 Light Accent 4" w:uiPriority="46"/>
+    <w:lsdException w:name="List Table 2 Accent 4" w:uiPriority="47"/>
+    <w:lsdException w:name="List Table 3 Accent 4" w:uiPriority="48"/>
+    <w:lsdException w:name="List Table 4 Accent 4" w:uiPriority="49"/>
+    <w:lsdException w:name="List Table 5 Dark Accent 4" w:uiPriority="50"/>
+    <w:lsdException w:name="List Table 6 Colorful Accent 4" w:uiPriority="51"/>
+    <w:lsdException w:name="List Table 7 Colorful Accent 4" w:uiPriority="52"/>
+    <w:lsdException w:name="List Table 1 Light Accent 5" w:uiPriority="46"/>
+    <w:lsdException w:name="List Table 2 Accent 5" w:uiPriority="47"/>
+    <w:lsdException w:name="List Table 3 Accent 5" w:uiPriority="48"/>
+    <w:lsdException w:name="List Table 4 Accent 5" w:uiPriority="49"/>
+    <w:lsdException w:name="List Table 5 Dark Accent 5" w:uiPriority="50"/>
+    <w:lsdException w:name="List Table 6 Colorful Accent 5" w:uiPriority="51"/>
+    <w:lsdException w:name="List Table 7 Colorful Accent 5" w:uiPriority="52"/>
+    <w:lsdException w:name="List Table 1 Light Accent 6" w:uiPriority="46"/>
+    <w:lsdException w:name="List Table 2 Accent 6" w:uiPriority="47"/>
+    <w:lsdException w:name="List Table 3 Accent 6" w:uiPriority="48"/>
+    <w:lsdException w:name="List Table 4 Accent 6" w:uiPriority="49"/>
+    <w:lsdException w:name="List Table 5 Dark Accent 6" w:uiPriority="50"/>
+    <w:lsdException w:name="List Table 6 Colorful Accent 6" w:uiPriority="51"/>
+    <w:lsdException w:name="List Table 7 Colorful Accent 6" w:uiPriority="52"/>
+    <w:lsdException w:name="Mention" w:semiHidden="1" w:unhideWhenUsed="1"/>
+    <w:lsdException w:name="Smart Hyperlink" w:semiHidden="1" w:unhideWhenUsed="1"/>
+    <w:lsdException w:name="Hashtag" w:semiHidden="1" w:unhideWhenUsed="1"/>
+    <w:lsdException w:name="Unresolved Mention" w:semiHidden="1" w:unhideWhenUsed="1"/>
+    <w:lsdException w:name="Smart Link" w:semiHidden="1" w:unhideWhenUsed="1"/>
+  </w:latentStyles>
+  <w:style w:type="paragraph" w:default="1" w:styleId="Normal">
+    <w:name w:val="Normal"/>
+    <w:qFormat/>
   </w:style>
   <w:style w:type="paragraph" w:styleId="Heading1">
     <w:name w:val="heading 1"/>
     <w:basedOn w:val="Normal"/>
     <w:next w:val="Normal"/>
+    <w:uiPriority w:val="9"/>
+    <w:qFormat/>
     <w:pPr>
       <w:pBdr>
-        <w:top w:space="0" w:sz="0" w:val="nil"/>
-        <w:left w:space="0" w:sz="0" w:val="nil"/>
-        <w:bottom w:space="0" w:sz="0" w:val="nil"/>
-        <w:right w:space="0" w:sz="0" w:val="nil"/>
-        <w:between w:space="0" w:sz="0" w:val="nil"/>
+        <w:top w:val="nil"/>
+        <w:left w:val="nil"/>
+        <w:bottom w:val="nil"/>
+        <w:right w:val="nil"/>
+        <w:between w:val="nil"/>
       </w:pBdr>
-      <w:shd w:fill="auto" w:val="clear"/>
-      <w:spacing w:after="240" w:before="240" w:lineRule="auto"/>
+      <w:spacing w:before="240" w:after="240"/>
+      <w:outlineLvl w:val="0"/>
     </w:pPr>
     <w:rPr>
-      <w:b w:val="1"/>
-      <w:bCs w:val="1"/>
-      <w:i w:val="0"/>
-      <w:iCs w:val="0"/>
+      <w:b/>
+      <w:bCs/>
       <w:sz w:val="48"/>
       <w:szCs w:val="48"/>
     </w:rPr>
@@ -1721,22 +2974,23 @@
     <w:name w:val="heading 2"/>
     <w:basedOn w:val="Normal"/>
     <w:next w:val="Normal"/>
+    <w:uiPriority w:val="9"/>
+    <w:unhideWhenUsed/>
+    <w:qFormat/>
     <w:pPr>
       <w:pBdr>
-        <w:top w:space="0" w:sz="0" w:val="nil"/>
-        <w:left w:space="0" w:sz="0" w:val="nil"/>
-        <w:bottom w:space="0" w:sz="0" w:val="nil"/>
-        <w:right w:space="0" w:sz="0" w:val="nil"/>
-        <w:between w:space="0" w:sz="0" w:val="nil"/>
+        <w:top w:val="nil"/>
+        <w:left w:val="nil"/>
+        <w:bottom w:val="nil"/>
+        <w:right w:val="nil"/>
+        <w:between w:val="nil"/>
       </w:pBdr>
-      <w:shd w:fill="auto" w:val="clear"/>
-      <w:spacing w:after="225" w:before="225" w:lineRule="auto"/>
+      <w:spacing w:before="225" w:after="225"/>
+      <w:outlineLvl w:val="1"/>
     </w:pPr>
     <w:rPr>
-      <w:b w:val="1"/>
-      <w:bCs w:val="1"/>
-      <w:i w:val="0"/>
-      <w:iCs w:val="0"/>
+      <w:b/>
+      <w:bCs/>
       <w:sz w:val="36"/>
       <w:szCs w:val="36"/>
     </w:rPr>
@@ -1745,22 +2999,24 @@
     <w:name w:val="heading 3"/>
     <w:basedOn w:val="Normal"/>
     <w:next w:val="Normal"/>
+    <w:uiPriority w:val="9"/>
+    <w:semiHidden/>
+    <w:unhideWhenUsed/>
+    <w:qFormat/>
     <w:pPr>
       <w:pBdr>
-        <w:top w:space="0" w:sz="0" w:val="nil"/>
-        <w:left w:space="0" w:sz="0" w:val="nil"/>
-        <w:bottom w:space="0" w:sz="0" w:val="nil"/>
-        <w:right w:space="0" w:sz="0" w:val="nil"/>
-        <w:between w:space="0" w:sz="0" w:val="nil"/>
+        <w:top w:val="nil"/>
+        <w:left w:val="nil"/>
+        <w:bottom w:val="nil"/>
+        <w:right w:val="nil"/>
+        <w:between w:val="nil"/>
       </w:pBdr>
-      <w:shd w:fill="auto" w:val="clear"/>
-      <w:spacing w:after="240" w:before="240" w:lineRule="auto"/>
+      <w:spacing w:before="240" w:after="240"/>
+      <w:outlineLvl w:val="2"/>
     </w:pPr>
     <w:rPr>
-      <w:b w:val="1"/>
-      <w:bCs w:val="1"/>
-      <w:i w:val="0"/>
-      <w:iCs w:val="0"/>
+      <w:b/>
+      <w:bCs/>
       <w:sz w:val="28"/>
       <w:szCs w:val="28"/>
     </w:rPr>
@@ -1769,22 +3025,24 @@
     <w:name w:val="heading 4"/>
     <w:basedOn w:val="Normal"/>
     <w:next w:val="Normal"/>
+    <w:uiPriority w:val="9"/>
+    <w:semiHidden/>
+    <w:unhideWhenUsed/>
+    <w:qFormat/>
     <w:pPr>
       <w:pBdr>
-        <w:top w:space="0" w:sz="0" w:val="nil"/>
-        <w:left w:space="0" w:sz="0" w:val="nil"/>
-        <w:bottom w:space="0" w:sz="0" w:val="nil"/>
-        <w:right w:space="0" w:sz="0" w:val="nil"/>
-        <w:between w:space="0" w:sz="0" w:val="nil"/>
+        <w:top w:val="nil"/>
+        <w:left w:val="nil"/>
+        <w:bottom w:val="nil"/>
+        <w:right w:val="nil"/>
+        <w:between w:val="nil"/>
       </w:pBdr>
-      <w:shd w:fill="auto" w:val="clear"/>
-      <w:spacing w:after="255" w:before="255" w:lineRule="auto"/>
+      <w:spacing w:before="255" w:after="255"/>
+      <w:outlineLvl w:val="3"/>
     </w:pPr>
     <w:rPr>
-      <w:b w:val="1"/>
-      <w:bCs w:val="1"/>
-      <w:i w:val="0"/>
-      <w:iCs w:val="0"/>
+      <w:b/>
+      <w:bCs/>
       <w:sz w:val="24"/>
       <w:szCs w:val="24"/>
     </w:rPr>
@@ -1793,22 +3051,24 @@
     <w:name w:val="heading 5"/>
     <w:basedOn w:val="Normal"/>
     <w:next w:val="Normal"/>
+    <w:uiPriority w:val="9"/>
+    <w:semiHidden/>
+    <w:unhideWhenUsed/>
+    <w:qFormat/>
     <w:pPr>
       <w:pBdr>
-        <w:top w:space="0" w:sz="0" w:val="nil"/>
-        <w:left w:space="0" w:sz="0" w:val="nil"/>
-        <w:bottom w:space="0" w:sz="0" w:val="nil"/>
-        <w:right w:space="0" w:sz="0" w:val="nil"/>
-        <w:between w:space="0" w:sz="0" w:val="nil"/>
+        <w:top w:val="nil"/>
+        <w:left w:val="nil"/>
+        <w:bottom w:val="nil"/>
+        <w:right w:val="nil"/>
+        <w:between w:val="nil"/>
       </w:pBdr>
-      <w:shd w:fill="auto" w:val="clear"/>
-      <w:spacing w:after="255" w:before="255" w:lineRule="auto"/>
+      <w:spacing w:before="255" w:after="255"/>
+      <w:outlineLvl w:val="4"/>
     </w:pPr>
     <w:rPr>
-      <w:b w:val="1"/>
-      <w:bCs w:val="1"/>
-      <w:i w:val="0"/>
-      <w:iCs w:val="0"/>
+      <w:b/>
+      <w:bCs/>
       <w:sz w:val="18"/>
       <w:szCs w:val="18"/>
     </w:rPr>
@@ -1817,39 +3077,80 @@
     <w:name w:val="heading 6"/>
     <w:basedOn w:val="Normal"/>
     <w:next w:val="Normal"/>
+    <w:uiPriority w:val="9"/>
+    <w:semiHidden/>
+    <w:unhideWhenUsed/>
+    <w:qFormat/>
     <w:pPr>
       <w:pBdr>
-        <w:top w:space="0" w:sz="0" w:val="nil"/>
-        <w:left w:space="0" w:sz="0" w:val="nil"/>
-        <w:bottom w:space="0" w:sz="0" w:val="nil"/>
-        <w:right w:space="0" w:sz="0" w:val="nil"/>
-        <w:between w:space="0" w:sz="0" w:val="nil"/>
+        <w:top w:val="nil"/>
+        <w:left w:val="nil"/>
+        <w:bottom w:val="nil"/>
+        <w:right w:val="nil"/>
+        <w:between w:val="nil"/>
       </w:pBdr>
-      <w:shd w:fill="auto" w:val="clear"/>
-      <w:spacing w:after="360" w:before="360" w:lineRule="auto"/>
+      <w:spacing w:before="360" w:after="360"/>
+      <w:outlineLvl w:val="5"/>
     </w:pPr>
     <w:rPr>
-      <w:b w:val="1"/>
-      <w:bCs w:val="1"/>
-      <w:i w:val="0"/>
-      <w:iCs w:val="0"/>
+      <w:b/>
+      <w:bCs/>
       <w:sz w:val="16"/>
       <w:szCs w:val="16"/>
     </w:rPr>
+  </w:style>
+  <w:style w:type="character" w:default="1" w:styleId="DefaultParagraphFont">
+    <w:name w:val="Default Paragraph Font"/>
+    <w:uiPriority w:val="1"/>
+    <w:semiHidden/>
+    <w:unhideWhenUsed/>
+  </w:style>
+  <w:style w:type="table" w:default="1" w:styleId="TableNormal">
+    <w:name w:val="Normal Table"/>
+    <w:uiPriority w:val="99"/>
+    <w:semiHidden/>
+    <w:unhideWhenUsed/>
+    <w:tblPr>
+      <w:tblInd w:w="0" w:type="dxa"/>
+      <w:tblCellMar>
+        <w:top w:w="0" w:type="dxa"/>
+        <w:left w:w="108" w:type="dxa"/>
+        <w:bottom w:w="0" w:type="dxa"/>
+        <w:right w:w="108" w:type="dxa"/>
+      </w:tblCellMar>
+    </w:tblPr>
+  </w:style>
+  <w:style w:type="numbering" w:default="1" w:styleId="NoList">
+    <w:name w:val="No List"/>
+    <w:uiPriority w:val="99"/>
+    <w:semiHidden/>
+    <w:unhideWhenUsed/>
+  </w:style>
+  <w:style w:type="table" w:customStyle="1" w:styleId="TableNormal0">
+    <w:name w:val="TableNormal"/>
+    <w:tblPr>
+      <w:tblCellMar>
+        <w:top w:w="100" w:type="dxa"/>
+        <w:left w:w="100" w:type="dxa"/>
+        <w:bottom w:w="100" w:type="dxa"/>
+        <w:right w:w="100" w:type="dxa"/>
+      </w:tblCellMar>
+    </w:tblPr>
   </w:style>
   <w:style w:type="paragraph" w:styleId="Title">
     <w:name w:val="Title"/>
     <w:basedOn w:val="Normal"/>
     <w:next w:val="Normal"/>
+    <w:uiPriority w:val="10"/>
+    <w:qFormat/>
     <w:pPr>
-      <w:keepNext w:val="1"/>
-      <w:keepLines w:val="1"/>
-      <w:pageBreakBefore w:val="0"/>
-      <w:spacing w:after="120" w:before="480" w:lineRule="auto"/>
+      <w:keepNext/>
+      <w:keepLines/>
+      <w:spacing w:before="480" w:after="120"/>
     </w:pPr>
     <w:rPr>
-      <w:b w:val="1"/>
-      <w:bCs w:val="1"/>
+      <w:b/>
+      <w:bCs/>
       <w:sz w:val="72"/>
       <w:szCs w:val="72"/>
     </w:rPr>
@@ -1858,16 +3159,17 @@
     <w:name w:val="Subtitle"/>
     <w:basedOn w:val="Normal"/>
     <w:next w:val="Normal"/>
+    <w:uiPriority w:val="11"/>
+    <w:qFormat/>
     <w:pPr>
-      <w:keepNext w:val="1"/>
-      <w:keepLines w:val="1"/>
-      <w:pageBreakBefore w:val="0"/>
-      <w:spacing w:after="80" w:before="360" w:lineRule="auto"/>
+      <w:keepNext/>
+      <w:keepLines/>
+      <w:spacing w:before="360" w:after="80"/>
     </w:pPr>
     <w:rPr>
-      <w:rFonts w:ascii="Georgia" w:cs="Georgia" w:eastAsia="Georgia" w:hAnsi="Georgia"/>
-      <w:i w:val="1"/>
-      <w:iCs w:val="1"/>
+      <w:rFonts w:ascii="Georgia" w:eastAsia="Georgia" w:hAnsi="Georgia" w:cs="Georgia"/>
+      <w:i/>
+      <w:iCs/>
       <w:color w:val="666666"/>
       <w:sz w:val="48"/>
       <w:szCs w:val="48"/>
@@ -2194,4 +3496,16 @@
   </a:objectDefaults>
   <a:extraClrSchemeLst/>
 </a:theme>
+</file>
+
+<file path=customXml/item1.xml><?xml version="1.0" encoding="utf-8"?>
+<b:Sources xmlns:b="http://schemas.openxmlformats.org/officeDocument/2006/bibliography" xmlns="http://schemas.openxmlformats.org/officeDocument/2006/bibliography" SelectedStyle="\APASixthEditionOfficeOnline.xsl" StyleName="APA" Version="6"/>
+</file>
+
+<file path=customXml/itemProps1.xml><?xml version="1.0" encoding="utf-8"?>
+<ds:datastoreItem xmlns:ds="http://schemas.openxmlformats.org/officeDocument/2006/customXml" ds:itemID="{A778D22F-B3EE-4064-97AE-79A86274D60E}">
+  <ds:schemaRefs>
+    <ds:schemaRef ds:uri="http://schemas.openxmlformats.org/officeDocument/2006/bibliography"/>
+  </ds:schemaRefs>
+</ds:datastoreItem>
 </file>